--- a/МеРЗЗ_Лб3-4_СПм-24-2_Бакулін.docx
+++ b/МеРЗЗ_Лб3-4_СПм-24-2_Бакулін.docx
@@ -4,6 +4,3380 @@
   <w:body>
     <w:p>
       <w:pPr>
+        <w:spacing w:after="0" w:line="360" w:lineRule="auto"/>
+        <w:jc w:val="center"/>
+        <w:rPr>
+          <w:rFonts w:ascii="Times New Roman" w:hAnsi="Times New Roman" w:cs="Times New Roman"/>
+          <w:b/>
+          <w:sz w:val="28"/>
+          <w:szCs w:val="28"/>
+          <w:lang w:val="uk-UA"/>
+        </w:rPr>
+      </w:pPr>
+      <w:r>
+        <w:rPr>
+          <w:rFonts w:ascii="Times New Roman" w:hAnsi="Times New Roman" w:cs="Times New Roman"/>
+          <w:b/>
+          <w:sz w:val="28"/>
+          <w:szCs w:val="28"/>
+          <w:lang w:val="uk-UA"/>
+        </w:rPr>
+        <w:t>ЛБ3-4</w:t>
+      </w:r>
+    </w:p>
+    <w:p>
+      <w:pPr>
+        <w:spacing w:after="0" w:line="360" w:lineRule="auto"/>
+        <w:jc w:val="center"/>
+        <w:rPr>
+          <w:rFonts w:ascii="Times New Roman" w:hAnsi="Times New Roman" w:cs="Times New Roman"/>
+          <w:b/>
+          <w:sz w:val="28"/>
+          <w:szCs w:val="28"/>
+          <w:lang w:val="uk-UA"/>
+        </w:rPr>
+      </w:pPr>
+    </w:p>
+    <w:p>
+      <w:pPr>
+        <w:pStyle w:val="a7"/>
+        <w:numPr>
+          <w:ilvl w:val="0"/>
+          <w:numId w:val="11"/>
+        </w:numPr>
+        <w:spacing w:after="0" w:line="360" w:lineRule="auto"/>
+        <w:ind w:left="0" w:firstLine="426"/>
+        <w:jc w:val="center"/>
+        <w:rPr>
+          <w:rFonts w:ascii="Times New Roman" w:hAnsi="Times New Roman" w:cs="Times New Roman"/>
+          <w:b/>
+          <w:sz w:val="28"/>
+          <w:szCs w:val="28"/>
+          <w:lang w:val="uk-UA"/>
+        </w:rPr>
+      </w:pPr>
+      <w:r>
+        <w:rPr>
+          <w:rFonts w:ascii="Times New Roman" w:hAnsi="Times New Roman" w:cs="Times New Roman"/>
+          <w:b/>
+          <w:sz w:val="28"/>
+          <w:szCs w:val="28"/>
+          <w:lang w:val="uk-UA"/>
+        </w:rPr>
+        <w:t>ОПИС МЕТОДОЛОГІЇ ПРОВЕДЕННЯ ЕКСПЕРИМЕНТУ</w:t>
+      </w:r>
+    </w:p>
+    <w:p>
+      <w:pPr>
+        <w:spacing w:after="0" w:line="360" w:lineRule="auto"/>
+        <w:ind w:firstLine="426"/>
+        <w:jc w:val="both"/>
+        <w:rPr>
+          <w:rFonts w:ascii="Times New Roman" w:hAnsi="Times New Roman" w:cs="Times New Roman"/>
+          <w:sz w:val="28"/>
+          <w:szCs w:val="28"/>
+          <w:lang w:val="uk-UA"/>
+        </w:rPr>
+      </w:pPr>
+      <w:r>
+        <w:rPr>
+          <w:rFonts w:ascii="Times New Roman" w:hAnsi="Times New Roman" w:cs="Times New Roman"/>
+          <w:sz w:val="28"/>
+          <w:szCs w:val="28"/>
+          <w:lang w:val="uk-UA"/>
+        </w:rPr>
+        <w:t xml:space="preserve">Метою є дослідження впливу обчислювального </w:t>
+      </w:r>
+      <w:proofErr w:type="spellStart"/>
+      <w:r>
+        <w:rPr>
+          <w:rFonts w:ascii="Times New Roman" w:hAnsi="Times New Roman" w:cs="Times New Roman"/>
+          <w:sz w:val="28"/>
+          <w:szCs w:val="28"/>
+          <w:lang w:val="uk-UA"/>
+        </w:rPr>
+        <w:t>бекенду</w:t>
+      </w:r>
+      <w:proofErr w:type="spellEnd"/>
+      <w:r>
+        <w:rPr>
+          <w:rFonts w:ascii="Times New Roman" w:hAnsi="Times New Roman" w:cs="Times New Roman"/>
+          <w:sz w:val="28"/>
+          <w:szCs w:val="28"/>
+          <w:lang w:val="uk-UA"/>
+        </w:rPr>
+        <w:t xml:space="preserve"> й схеми жестів на затримку, частоту хибних активацій та швидкість виконання користувацьких сценаріїв.</w:t>
+      </w:r>
+    </w:p>
+    <w:p>
+      <w:pPr>
+        <w:spacing w:after="0" w:line="360" w:lineRule="auto"/>
+        <w:ind w:firstLine="426"/>
+        <w:jc w:val="both"/>
+        <w:rPr>
+          <w:rFonts w:ascii="Times New Roman" w:hAnsi="Times New Roman" w:cs="Times New Roman"/>
+          <w:sz w:val="28"/>
+          <w:szCs w:val="28"/>
+          <w:lang w:val="uk-UA"/>
+        </w:rPr>
+      </w:pPr>
+      <w:r>
+        <w:rPr>
+          <w:rFonts w:ascii="Times New Roman" w:hAnsi="Times New Roman" w:cs="Times New Roman"/>
+          <w:sz w:val="28"/>
+          <w:szCs w:val="28"/>
+          <w:lang w:val="uk-UA"/>
+        </w:rPr>
+        <w:t>Досліджувані залежності.</w:t>
+      </w:r>
+    </w:p>
+    <w:p>
+      <w:pPr>
+        <w:pStyle w:val="a7"/>
+        <w:numPr>
+          <w:ilvl w:val="0"/>
+          <w:numId w:val="12"/>
+        </w:numPr>
+        <w:spacing w:after="0" w:line="360" w:lineRule="auto"/>
+        <w:jc w:val="both"/>
+        <w:rPr>
+          <w:rFonts w:ascii="Times New Roman" w:hAnsi="Times New Roman" w:cs="Times New Roman"/>
+          <w:sz w:val="28"/>
+          <w:szCs w:val="28"/>
+          <w:lang w:val="uk-UA"/>
+        </w:rPr>
+      </w:pPr>
+      <w:proofErr w:type="spellStart"/>
+      <w:r>
+        <w:rPr>
+          <w:rFonts w:ascii="Times New Roman" w:hAnsi="Times New Roman" w:cs="Times New Roman"/>
+          <w:sz w:val="28"/>
+          <w:szCs w:val="28"/>
+          <w:lang w:val="uk-UA"/>
+        </w:rPr>
+        <w:t>Бекенд</w:t>
+      </w:r>
+      <w:proofErr w:type="spellEnd"/>
+      <w:r>
+        <w:rPr>
+          <w:rFonts w:ascii="Times New Roman" w:hAnsi="Times New Roman" w:cs="Times New Roman"/>
+          <w:sz w:val="28"/>
+          <w:szCs w:val="28"/>
+          <w:lang w:val="uk-UA"/>
+        </w:rPr>
+        <w:t xml:space="preserve"> </w:t>
+      </w:r>
+      <w:proofErr w:type="spellStart"/>
+      <w:r>
+        <w:rPr>
+          <w:rFonts w:ascii="Times New Roman" w:hAnsi="Times New Roman" w:cs="Times New Roman"/>
+          <w:sz w:val="28"/>
+          <w:szCs w:val="28"/>
+          <w:lang w:val="uk-UA"/>
+        </w:rPr>
+        <w:t>інференсу</w:t>
+      </w:r>
+      <w:proofErr w:type="spellEnd"/>
+      <w:r>
+        <w:rPr>
+          <w:rFonts w:ascii="Times New Roman" w:hAnsi="Times New Roman" w:cs="Times New Roman"/>
+          <w:sz w:val="28"/>
+          <w:szCs w:val="28"/>
+          <w:lang w:val="uk-UA"/>
+        </w:rPr>
+        <w:t>: CPU (</w:t>
+      </w:r>
+      <w:proofErr w:type="spellStart"/>
+      <w:r>
+        <w:rPr>
+          <w:rFonts w:ascii="Times New Roman" w:hAnsi="Times New Roman" w:cs="Times New Roman"/>
+          <w:sz w:val="28"/>
+          <w:szCs w:val="28"/>
+          <w:lang w:val="uk-UA"/>
+        </w:rPr>
+        <w:t>TFLite</w:t>
+      </w:r>
+      <w:proofErr w:type="spellEnd"/>
+      <w:r>
+        <w:rPr>
+          <w:rFonts w:ascii="Times New Roman" w:hAnsi="Times New Roman" w:cs="Times New Roman"/>
+          <w:sz w:val="28"/>
+          <w:szCs w:val="28"/>
+          <w:lang w:val="uk-UA"/>
+        </w:rPr>
+        <w:t xml:space="preserve">/XNNPACK) </w:t>
+      </w:r>
+      <w:r>
+        <w:rPr>
+          <w:rFonts w:ascii="Times New Roman" w:hAnsi="Times New Roman" w:cs="Times New Roman"/>
+          <w:sz w:val="28"/>
+          <w:szCs w:val="28"/>
+          <w:lang w:val="uk-UA"/>
+        </w:rPr>
+        <w:t>проти</w:t>
+      </w:r>
+      <w:r>
+        <w:rPr>
+          <w:rFonts w:ascii="Times New Roman" w:hAnsi="Times New Roman" w:cs="Times New Roman"/>
+          <w:sz w:val="28"/>
+          <w:szCs w:val="28"/>
+          <w:lang w:val="uk-UA"/>
+        </w:rPr>
+        <w:t xml:space="preserve"> GPU (ONNX </w:t>
+      </w:r>
+      <w:proofErr w:type="spellStart"/>
+      <w:r>
+        <w:rPr>
+          <w:rFonts w:ascii="Times New Roman" w:hAnsi="Times New Roman" w:cs="Times New Roman"/>
+          <w:sz w:val="28"/>
+          <w:szCs w:val="28"/>
+          <w:lang w:val="uk-UA"/>
+        </w:rPr>
+        <w:t>Runtime</w:t>
+      </w:r>
+      <w:proofErr w:type="spellEnd"/>
+      <w:r>
+        <w:rPr>
+          <w:rFonts w:ascii="Times New Roman" w:hAnsi="Times New Roman" w:cs="Times New Roman"/>
+          <w:sz w:val="28"/>
+          <w:szCs w:val="28"/>
+          <w:lang w:val="uk-UA"/>
+        </w:rPr>
+        <w:t xml:space="preserve"> CUDA 12.6</w:t>
+      </w:r>
+      <w:bookmarkStart w:id="0" w:name="_GoBack"/>
+      <w:bookmarkEnd w:id="0"/>
+      <w:r>
+        <w:rPr>
+          <w:rFonts w:ascii="Times New Roman" w:hAnsi="Times New Roman" w:cs="Times New Roman"/>
+          <w:sz w:val="28"/>
+          <w:szCs w:val="28"/>
+          <w:lang w:val="uk-UA"/>
+        </w:rPr>
+        <w:t>).</w:t>
+      </w:r>
+    </w:p>
+    <w:p>
+      <w:pPr>
+        <w:pStyle w:val="a7"/>
+        <w:numPr>
+          <w:ilvl w:val="0"/>
+          <w:numId w:val="12"/>
+        </w:numPr>
+        <w:spacing w:after="0" w:line="360" w:lineRule="auto"/>
+        <w:jc w:val="both"/>
+        <w:rPr>
+          <w:rFonts w:ascii="Times New Roman" w:hAnsi="Times New Roman" w:cs="Times New Roman"/>
+          <w:sz w:val="28"/>
+          <w:szCs w:val="28"/>
+          <w:lang w:val="uk-UA"/>
+        </w:rPr>
+      </w:pPr>
+      <w:r>
+        <w:rPr>
+          <w:rFonts w:ascii="Times New Roman" w:hAnsi="Times New Roman" w:cs="Times New Roman"/>
+          <w:sz w:val="28"/>
+          <w:szCs w:val="28"/>
+          <w:lang w:val="uk-UA"/>
+        </w:rPr>
+        <w:t xml:space="preserve">Роздільна здатність камери: </w:t>
+      </w:r>
+      <w:r>
+        <w:rPr>
+          <w:rFonts w:ascii="Times New Roman" w:hAnsi="Times New Roman" w:cs="Times New Roman"/>
+          <w:sz w:val="28"/>
+          <w:szCs w:val="28"/>
+          <w:lang w:val="uk-UA"/>
+        </w:rPr>
+        <w:t>320</w:t>
+      </w:r>
+      <w:r>
+        <w:rPr>
+          <w:rFonts w:ascii="Times New Roman" w:hAnsi="Times New Roman" w:cs="Times New Roman"/>
+          <w:sz w:val="28"/>
+          <w:szCs w:val="28"/>
+          <w:lang w:val="uk-UA"/>
+        </w:rPr>
+        <w:t>x</w:t>
+      </w:r>
+      <w:r>
+        <w:rPr>
+          <w:rFonts w:ascii="Times New Roman" w:hAnsi="Times New Roman" w:cs="Times New Roman"/>
+          <w:sz w:val="28"/>
+          <w:szCs w:val="28"/>
+          <w:lang w:val="uk-UA"/>
+        </w:rPr>
+        <w:t>180</w:t>
+      </w:r>
+      <w:r>
+        <w:rPr>
+          <w:rFonts w:ascii="Times New Roman" w:hAnsi="Times New Roman" w:cs="Times New Roman"/>
+          <w:sz w:val="28"/>
+          <w:szCs w:val="28"/>
+          <w:lang w:val="uk-UA"/>
+        </w:rPr>
+        <w:t>, 1280</w:t>
+      </w:r>
+      <w:r>
+        <w:rPr>
+          <w:rFonts w:ascii="Times New Roman" w:hAnsi="Times New Roman" w:cs="Times New Roman"/>
+          <w:sz w:val="28"/>
+          <w:szCs w:val="28"/>
+          <w:lang w:val="uk-UA"/>
+        </w:rPr>
+        <w:t>х</w:t>
+      </w:r>
+      <w:r>
+        <w:rPr>
+          <w:rFonts w:ascii="Times New Roman" w:hAnsi="Times New Roman" w:cs="Times New Roman"/>
+          <w:sz w:val="28"/>
+          <w:szCs w:val="28"/>
+          <w:lang w:val="uk-UA"/>
+        </w:rPr>
+        <w:t>720</w:t>
+      </w:r>
+      <w:r>
+        <w:rPr>
+          <w:rFonts w:ascii="Times New Roman" w:hAnsi="Times New Roman" w:cs="Times New Roman"/>
+          <w:sz w:val="28"/>
+          <w:szCs w:val="28"/>
+          <w:lang w:val="uk-UA"/>
+        </w:rPr>
+        <w:t>, 1920х1080</w:t>
+      </w:r>
+      <w:r>
+        <w:rPr>
+          <w:rFonts w:ascii="Times New Roman" w:hAnsi="Times New Roman" w:cs="Times New Roman"/>
+          <w:sz w:val="28"/>
+          <w:szCs w:val="28"/>
+          <w:lang w:val="uk-UA"/>
+        </w:rPr>
+        <w:t>.</w:t>
+      </w:r>
+    </w:p>
+    <w:p>
+      <w:pPr>
+        <w:spacing w:after="0" w:line="360" w:lineRule="auto"/>
+        <w:ind w:firstLine="426"/>
+        <w:jc w:val="both"/>
+        <w:rPr>
+          <w:rFonts w:ascii="Times New Roman" w:hAnsi="Times New Roman" w:cs="Times New Roman"/>
+          <w:sz w:val="28"/>
+          <w:szCs w:val="28"/>
+          <w:lang w:val="uk-UA"/>
+        </w:rPr>
+      </w:pPr>
+      <w:r>
+        <w:rPr>
+          <w:rFonts w:ascii="Times New Roman" w:hAnsi="Times New Roman" w:cs="Times New Roman"/>
+          <w:sz w:val="28"/>
+          <w:szCs w:val="28"/>
+          <w:lang w:val="uk-UA"/>
+        </w:rPr>
+        <w:t>Метрики оцінки:</w:t>
+      </w:r>
+    </w:p>
+    <w:p>
+      <w:pPr>
+        <w:pStyle w:val="a7"/>
+        <w:numPr>
+          <w:ilvl w:val="0"/>
+          <w:numId w:val="12"/>
+        </w:numPr>
+        <w:spacing w:after="0" w:line="360" w:lineRule="auto"/>
+        <w:jc w:val="both"/>
+        <w:rPr>
+          <w:rFonts w:ascii="Times New Roman" w:hAnsi="Times New Roman" w:cs="Times New Roman"/>
+          <w:sz w:val="28"/>
+          <w:szCs w:val="28"/>
+          <w:lang w:val="uk-UA"/>
+        </w:rPr>
+      </w:pPr>
+      <w:proofErr w:type="spellStart"/>
+      <w:r>
+        <w:rPr>
+          <w:rFonts w:ascii="Times New Roman" w:hAnsi="Times New Roman" w:cs="Times New Roman"/>
+          <w:sz w:val="28"/>
+          <w:szCs w:val="28"/>
+          <w:lang w:val="uk-UA"/>
+        </w:rPr>
+        <w:t>FPS_avg</w:t>
+      </w:r>
+      <w:proofErr w:type="spellEnd"/>
+      <w:r>
+        <w:rPr>
+          <w:rFonts w:ascii="Times New Roman" w:hAnsi="Times New Roman" w:cs="Times New Roman"/>
+          <w:sz w:val="28"/>
+          <w:szCs w:val="28"/>
+          <w:lang w:val="uk-UA"/>
+        </w:rPr>
+        <w:t xml:space="preserve"> (кадри/с).</w:t>
+      </w:r>
+    </w:p>
+    <w:p>
+      <w:pPr>
+        <w:pStyle w:val="a7"/>
+        <w:numPr>
+          <w:ilvl w:val="0"/>
+          <w:numId w:val="12"/>
+        </w:numPr>
+        <w:spacing w:after="0" w:line="360" w:lineRule="auto"/>
+        <w:jc w:val="both"/>
+        <w:rPr>
+          <w:rFonts w:ascii="Times New Roman" w:hAnsi="Times New Roman" w:cs="Times New Roman"/>
+          <w:sz w:val="28"/>
+          <w:szCs w:val="28"/>
+          <w:lang w:val="uk-UA"/>
+        </w:rPr>
+      </w:pPr>
+      <w:proofErr w:type="spellStart"/>
+      <w:r>
+        <w:rPr>
+          <w:rFonts w:ascii="Times New Roman" w:hAnsi="Times New Roman" w:cs="Times New Roman"/>
+          <w:sz w:val="28"/>
+          <w:szCs w:val="28"/>
+          <w:lang w:val="uk-UA"/>
+        </w:rPr>
+        <w:t>false_activations</w:t>
+      </w:r>
+      <w:proofErr w:type="spellEnd"/>
+      <w:r>
+        <w:rPr>
+          <w:rFonts w:ascii="Times New Roman" w:hAnsi="Times New Roman" w:cs="Times New Roman"/>
+          <w:sz w:val="28"/>
+          <w:szCs w:val="28"/>
+          <w:lang w:val="uk-UA"/>
+        </w:rPr>
+        <w:t xml:space="preserve"> </w:t>
+      </w:r>
+      <w:r>
+        <w:rPr>
+          <w:rFonts w:ascii="Times New Roman" w:hAnsi="Times New Roman" w:cs="Times New Roman"/>
+          <w:sz w:val="28"/>
+          <w:szCs w:val="28"/>
+          <w:lang w:val="uk-UA"/>
+        </w:rPr>
+        <w:t xml:space="preserve">– </w:t>
+      </w:r>
+      <w:r>
+        <w:rPr>
+          <w:rFonts w:ascii="Times New Roman" w:hAnsi="Times New Roman" w:cs="Times New Roman"/>
+          <w:sz w:val="28"/>
+          <w:szCs w:val="28"/>
+          <w:lang w:val="uk-UA"/>
+        </w:rPr>
+        <w:t>хибні активації.</w:t>
+      </w:r>
+    </w:p>
+    <w:p>
+      <w:pPr>
+        <w:pStyle w:val="a7"/>
+        <w:numPr>
+          <w:ilvl w:val="0"/>
+          <w:numId w:val="12"/>
+        </w:numPr>
+        <w:spacing w:after="0" w:line="360" w:lineRule="auto"/>
+        <w:jc w:val="both"/>
+        <w:rPr>
+          <w:rFonts w:ascii="Times New Roman" w:hAnsi="Times New Roman" w:cs="Times New Roman"/>
+          <w:sz w:val="28"/>
+          <w:szCs w:val="28"/>
+          <w:lang w:val="uk-UA"/>
+        </w:rPr>
+      </w:pPr>
+      <w:proofErr w:type="spellStart"/>
+      <w:r>
+        <w:rPr>
+          <w:rFonts w:ascii="Times New Roman" w:hAnsi="Times New Roman" w:cs="Times New Roman"/>
+          <w:sz w:val="28"/>
+          <w:szCs w:val="28"/>
+          <w:lang w:val="uk-UA"/>
+        </w:rPr>
+        <w:t>task_time_ms</w:t>
+      </w:r>
+      <w:proofErr w:type="spellEnd"/>
+      <w:r>
+        <w:rPr>
+          <w:rFonts w:ascii="Times New Roman" w:hAnsi="Times New Roman" w:cs="Times New Roman"/>
+          <w:sz w:val="28"/>
+          <w:szCs w:val="28"/>
+          <w:lang w:val="uk-UA"/>
+        </w:rPr>
+        <w:t xml:space="preserve"> </w:t>
+      </w:r>
+      <w:r>
+        <w:rPr>
+          <w:rFonts w:ascii="Times New Roman" w:hAnsi="Times New Roman" w:cs="Times New Roman"/>
+          <w:sz w:val="28"/>
+          <w:szCs w:val="28"/>
+          <w:lang w:val="uk-UA"/>
+        </w:rPr>
+        <w:t xml:space="preserve">– </w:t>
+      </w:r>
+      <w:r>
+        <w:rPr>
+          <w:rFonts w:ascii="Times New Roman" w:hAnsi="Times New Roman" w:cs="Times New Roman"/>
+          <w:sz w:val="28"/>
+          <w:szCs w:val="28"/>
+          <w:lang w:val="uk-UA"/>
+        </w:rPr>
+        <w:t>час виконання сценарію</w:t>
+      </w:r>
+      <w:r>
+        <w:rPr>
+          <w:rFonts w:ascii="Times New Roman" w:hAnsi="Times New Roman" w:cs="Times New Roman"/>
+          <w:sz w:val="28"/>
+          <w:szCs w:val="28"/>
+          <w:lang w:val="uk-UA"/>
+        </w:rPr>
+        <w:t>.</w:t>
+      </w:r>
+    </w:p>
+    <w:p>
+      <w:pPr>
+        <w:pStyle w:val="a7"/>
+        <w:numPr>
+          <w:ilvl w:val="0"/>
+          <w:numId w:val="12"/>
+        </w:numPr>
+        <w:spacing w:after="0" w:line="360" w:lineRule="auto"/>
+        <w:jc w:val="both"/>
+        <w:rPr>
+          <w:rFonts w:ascii="Times New Roman" w:hAnsi="Times New Roman" w:cs="Times New Roman"/>
+          <w:sz w:val="28"/>
+          <w:szCs w:val="28"/>
+          <w:lang w:val="uk-UA"/>
+        </w:rPr>
+      </w:pPr>
+      <w:proofErr w:type="spellStart"/>
+      <w:r>
+        <w:rPr>
+          <w:rFonts w:ascii="Times New Roman" w:hAnsi="Times New Roman" w:cs="Times New Roman"/>
+          <w:sz w:val="28"/>
+          <w:szCs w:val="28"/>
+          <w:lang w:val="uk-UA"/>
+        </w:rPr>
+        <w:t>task_success</w:t>
+      </w:r>
+      <w:proofErr w:type="spellEnd"/>
+      <w:r>
+        <w:rPr>
+          <w:rFonts w:ascii="Times New Roman" w:hAnsi="Times New Roman" w:cs="Times New Roman"/>
+          <w:sz w:val="28"/>
+          <w:szCs w:val="28"/>
+          <w:lang w:val="uk-UA"/>
+        </w:rPr>
+        <w:t xml:space="preserve"> (%) </w:t>
+      </w:r>
+      <w:r>
+        <w:rPr>
+          <w:rFonts w:ascii="Times New Roman" w:hAnsi="Times New Roman" w:cs="Times New Roman"/>
+          <w:sz w:val="28"/>
+          <w:szCs w:val="28"/>
+          <w:lang w:val="uk-UA"/>
+        </w:rPr>
+        <w:t xml:space="preserve">– </w:t>
+      </w:r>
+      <w:r>
+        <w:rPr>
+          <w:rFonts w:ascii="Times New Roman" w:hAnsi="Times New Roman" w:cs="Times New Roman"/>
+          <w:sz w:val="28"/>
+          <w:szCs w:val="28"/>
+          <w:lang w:val="uk-UA"/>
+        </w:rPr>
+        <w:t>успішність сценаріїв.</w:t>
+      </w:r>
+    </w:p>
+    <w:p>
+      <w:pPr>
+        <w:spacing w:after="0" w:line="360" w:lineRule="auto"/>
+        <w:ind w:firstLine="426"/>
+        <w:jc w:val="both"/>
+        <w:rPr>
+          <w:rFonts w:ascii="Times New Roman" w:hAnsi="Times New Roman" w:cs="Times New Roman"/>
+          <w:sz w:val="28"/>
+          <w:szCs w:val="28"/>
+          <w:lang w:val="uk-UA"/>
+        </w:rPr>
+      </w:pPr>
+      <w:r>
+        <w:rPr>
+          <w:rFonts w:ascii="Times New Roman" w:hAnsi="Times New Roman" w:cs="Times New Roman"/>
+          <w:sz w:val="28"/>
+          <w:szCs w:val="28"/>
+          <w:lang w:val="uk-UA"/>
+        </w:rPr>
+        <w:t>Експеримент необхідно провести для</w:t>
+      </w:r>
+      <w:r>
+        <w:rPr>
+          <w:rFonts w:ascii="Times New Roman" w:hAnsi="Times New Roman" w:cs="Times New Roman"/>
+          <w:sz w:val="28"/>
+          <w:szCs w:val="28"/>
+          <w:lang w:val="uk-UA"/>
+        </w:rPr>
+        <w:t xml:space="preserve"> </w:t>
+      </w:r>
+      <w:r>
+        <w:rPr>
+          <w:rFonts w:ascii="Times New Roman" w:hAnsi="Times New Roman" w:cs="Times New Roman"/>
+          <w:sz w:val="28"/>
+          <w:szCs w:val="28"/>
+          <w:lang w:val="uk-UA"/>
+        </w:rPr>
+        <w:t>декількох основних</w:t>
+      </w:r>
+      <w:r>
+        <w:rPr>
+          <w:rFonts w:ascii="Times New Roman" w:hAnsi="Times New Roman" w:cs="Times New Roman"/>
+          <w:sz w:val="28"/>
+          <w:szCs w:val="28"/>
+          <w:lang w:val="uk-UA"/>
+        </w:rPr>
+        <w:t xml:space="preserve"> комбінації.</w:t>
+      </w:r>
+    </w:p>
+    <w:p>
+      <w:pPr>
+        <w:spacing w:after="0" w:line="360" w:lineRule="auto"/>
+        <w:ind w:firstLine="426"/>
+        <w:jc w:val="both"/>
+        <w:rPr>
+          <w:rFonts w:ascii="Times New Roman" w:hAnsi="Times New Roman" w:cs="Times New Roman"/>
+          <w:sz w:val="28"/>
+          <w:szCs w:val="28"/>
+          <w:lang w:val="uk-UA"/>
+        </w:rPr>
+      </w:pPr>
+      <w:r>
+        <w:rPr>
+          <w:rFonts w:ascii="Times New Roman" w:hAnsi="Times New Roman" w:cs="Times New Roman"/>
+          <w:sz w:val="28"/>
+          <w:szCs w:val="28"/>
+          <w:lang w:val="uk-UA"/>
+        </w:rPr>
+        <w:t xml:space="preserve">Сценарії: </w:t>
+      </w:r>
+    </w:p>
+    <w:p>
+      <w:pPr>
+        <w:pStyle w:val="a7"/>
+        <w:numPr>
+          <w:ilvl w:val="0"/>
+          <w:numId w:val="12"/>
+        </w:numPr>
+        <w:spacing w:after="0" w:line="360" w:lineRule="auto"/>
+        <w:jc w:val="both"/>
+        <w:rPr>
+          <w:rFonts w:ascii="Times New Roman" w:hAnsi="Times New Roman" w:cs="Times New Roman"/>
+          <w:sz w:val="28"/>
+          <w:szCs w:val="28"/>
+          <w:lang w:val="uk-UA"/>
+        </w:rPr>
+      </w:pPr>
+      <w:r>
+        <w:rPr>
+          <w:rFonts w:ascii="Times New Roman" w:hAnsi="Times New Roman" w:cs="Times New Roman"/>
+          <w:sz w:val="28"/>
+          <w:szCs w:val="28"/>
+          <w:lang w:val="uk-UA"/>
+        </w:rPr>
+        <w:t>Сценарій 1. Створити та відкрити папку.</w:t>
+      </w:r>
+    </w:p>
+    <w:p>
+      <w:pPr>
+        <w:pStyle w:val="a7"/>
+        <w:numPr>
+          <w:ilvl w:val="0"/>
+          <w:numId w:val="12"/>
+        </w:numPr>
+        <w:spacing w:after="0" w:line="360" w:lineRule="auto"/>
+        <w:jc w:val="both"/>
+        <w:rPr>
+          <w:rFonts w:ascii="Times New Roman" w:hAnsi="Times New Roman" w:cs="Times New Roman"/>
+          <w:sz w:val="28"/>
+          <w:szCs w:val="28"/>
+          <w:lang w:val="uk-UA"/>
+        </w:rPr>
+      </w:pPr>
+      <w:r>
+        <w:rPr>
+          <w:rFonts w:ascii="Times New Roman" w:hAnsi="Times New Roman" w:cs="Times New Roman"/>
+          <w:sz w:val="28"/>
+          <w:szCs w:val="28"/>
+          <w:lang w:val="uk-UA"/>
+        </w:rPr>
+        <w:t>Сценарій 2. Відкрити браузер, ввести у пошуковий рядок «</w:t>
+      </w:r>
+      <w:proofErr w:type="spellStart"/>
+      <w:r>
+        <w:rPr>
+          <w:rFonts w:ascii="Times New Roman" w:hAnsi="Times New Roman" w:cs="Times New Roman"/>
+          <w:sz w:val="28"/>
+          <w:szCs w:val="28"/>
+          <w:lang w:val="uk-UA"/>
+        </w:rPr>
+        <w:t>Hello</w:t>
+      </w:r>
+      <w:proofErr w:type="spellEnd"/>
+      <w:r>
+        <w:rPr>
+          <w:rFonts w:ascii="Times New Roman" w:hAnsi="Times New Roman" w:cs="Times New Roman"/>
+          <w:sz w:val="28"/>
+          <w:szCs w:val="28"/>
+          <w:lang w:val="uk-UA"/>
+        </w:rPr>
+        <w:t xml:space="preserve"> </w:t>
+      </w:r>
+      <w:proofErr w:type="spellStart"/>
+      <w:r>
+        <w:rPr>
+          <w:rFonts w:ascii="Times New Roman" w:hAnsi="Times New Roman" w:cs="Times New Roman"/>
+          <w:sz w:val="28"/>
+          <w:szCs w:val="28"/>
+          <w:lang w:val="uk-UA"/>
+        </w:rPr>
+        <w:t>world</w:t>
+      </w:r>
+      <w:proofErr w:type="spellEnd"/>
+      <w:r>
+        <w:rPr>
+          <w:rFonts w:ascii="Times New Roman" w:hAnsi="Times New Roman" w:cs="Times New Roman"/>
+          <w:sz w:val="28"/>
+          <w:szCs w:val="28"/>
+          <w:lang w:val="uk-UA"/>
+        </w:rPr>
+        <w:t xml:space="preserve">», відкрити сторінку </w:t>
+      </w:r>
+      <w:proofErr w:type="spellStart"/>
+      <w:r>
+        <w:rPr>
+          <w:rFonts w:ascii="Times New Roman" w:hAnsi="Times New Roman" w:cs="Times New Roman"/>
+          <w:sz w:val="28"/>
+          <w:szCs w:val="28"/>
+          <w:lang w:val="uk-UA"/>
+        </w:rPr>
+        <w:t>Вікіпедії</w:t>
+      </w:r>
+      <w:proofErr w:type="spellEnd"/>
+      <w:r>
+        <w:rPr>
+          <w:rFonts w:ascii="Times New Roman" w:hAnsi="Times New Roman" w:cs="Times New Roman"/>
+          <w:sz w:val="28"/>
+          <w:szCs w:val="28"/>
+          <w:lang w:val="uk-UA"/>
+        </w:rPr>
+        <w:t>.</w:t>
+      </w:r>
+    </w:p>
+    <w:p>
+      <w:pPr>
+        <w:pStyle w:val="a7"/>
+        <w:numPr>
+          <w:ilvl w:val="0"/>
+          <w:numId w:val="12"/>
+        </w:numPr>
+        <w:spacing w:after="0" w:line="360" w:lineRule="auto"/>
+        <w:jc w:val="both"/>
+        <w:rPr>
+          <w:rFonts w:ascii="Times New Roman" w:hAnsi="Times New Roman" w:cs="Times New Roman"/>
+          <w:sz w:val="28"/>
+          <w:szCs w:val="28"/>
+          <w:lang w:val="uk-UA"/>
+        </w:rPr>
+      </w:pPr>
+      <w:r>
+        <w:rPr>
+          <w:rFonts w:ascii="Times New Roman" w:hAnsi="Times New Roman" w:cs="Times New Roman"/>
+          <w:sz w:val="28"/>
+          <w:szCs w:val="28"/>
+          <w:lang w:val="uk-UA"/>
+        </w:rPr>
+        <w:t>Сценарій 3. Скопіювати файл з одної папки у іншу.</w:t>
+      </w:r>
+    </w:p>
+    <w:p>
+      <w:pPr>
+        <w:spacing w:after="0" w:line="360" w:lineRule="auto"/>
+        <w:ind w:firstLine="426"/>
+        <w:jc w:val="both"/>
+        <w:rPr>
+          <w:rFonts w:ascii="Times New Roman" w:hAnsi="Times New Roman" w:cs="Times New Roman"/>
+          <w:sz w:val="28"/>
+          <w:szCs w:val="28"/>
+          <w:lang w:val="uk-UA"/>
+        </w:rPr>
+      </w:pPr>
+      <w:r>
+        <w:rPr>
+          <w:rFonts w:ascii="Times New Roman" w:hAnsi="Times New Roman" w:cs="Times New Roman"/>
+          <w:sz w:val="28"/>
+          <w:szCs w:val="28"/>
+          <w:lang w:val="uk-UA"/>
+        </w:rPr>
+        <w:t xml:space="preserve">Очікувані </w:t>
+      </w:r>
+    </w:p>
+    <w:p>
+      <w:pPr>
+        <w:pStyle w:val="a7"/>
+        <w:numPr>
+          <w:ilvl w:val="0"/>
+          <w:numId w:val="14"/>
+        </w:numPr>
+        <w:spacing w:after="0" w:line="360" w:lineRule="auto"/>
+        <w:jc w:val="both"/>
+        <w:rPr>
+          <w:rFonts w:ascii="Times New Roman" w:hAnsi="Times New Roman" w:cs="Times New Roman"/>
+          <w:sz w:val="28"/>
+          <w:szCs w:val="28"/>
+          <w:lang w:val="uk-UA"/>
+        </w:rPr>
+      </w:pPr>
+      <w:r>
+        <w:rPr>
+          <w:rFonts w:ascii="Times New Roman" w:hAnsi="Times New Roman" w:cs="Times New Roman"/>
+          <w:sz w:val="28"/>
+          <w:szCs w:val="28"/>
+          <w:lang w:val="uk-UA"/>
+        </w:rPr>
+        <w:t>Кількість кадрів не менша 15.</w:t>
+      </w:r>
+    </w:p>
+    <w:p>
+      <w:pPr>
+        <w:pStyle w:val="a7"/>
+        <w:numPr>
+          <w:ilvl w:val="0"/>
+          <w:numId w:val="14"/>
+        </w:numPr>
+        <w:spacing w:after="0" w:line="360" w:lineRule="auto"/>
+        <w:jc w:val="both"/>
+        <w:rPr>
+          <w:rFonts w:ascii="Times New Roman" w:hAnsi="Times New Roman" w:cs="Times New Roman"/>
+          <w:sz w:val="28"/>
+          <w:szCs w:val="28"/>
+          <w:lang w:val="uk-UA"/>
+        </w:rPr>
+      </w:pPr>
+      <w:r>
+        <w:rPr>
+          <w:rFonts w:ascii="Times New Roman" w:hAnsi="Times New Roman" w:cs="Times New Roman"/>
+          <w:sz w:val="28"/>
+          <w:szCs w:val="28"/>
+          <w:lang w:val="uk-UA"/>
+        </w:rPr>
+        <w:t>Помилки не є руйнівними.</w:t>
+      </w:r>
+    </w:p>
+    <w:p>
+      <w:pPr>
+        <w:pStyle w:val="a7"/>
+        <w:numPr>
+          <w:ilvl w:val="0"/>
+          <w:numId w:val="14"/>
+        </w:numPr>
+        <w:spacing w:after="0" w:line="360" w:lineRule="auto"/>
+        <w:jc w:val="both"/>
+        <w:rPr>
+          <w:rFonts w:ascii="Times New Roman" w:hAnsi="Times New Roman" w:cs="Times New Roman"/>
+          <w:sz w:val="28"/>
+          <w:szCs w:val="28"/>
+          <w:lang w:val="uk-UA"/>
+        </w:rPr>
+      </w:pPr>
+      <w:r>
+        <w:rPr>
+          <w:rFonts w:ascii="Times New Roman" w:hAnsi="Times New Roman" w:cs="Times New Roman"/>
+          <w:sz w:val="28"/>
+          <w:szCs w:val="28"/>
+          <w:lang w:val="uk-UA"/>
+        </w:rPr>
+        <w:t>Кількість помилок не перевищує 3.</w:t>
+      </w:r>
+    </w:p>
+    <w:p>
+      <w:pPr>
+        <w:pStyle w:val="a7"/>
+        <w:numPr>
+          <w:ilvl w:val="0"/>
+          <w:numId w:val="14"/>
+        </w:numPr>
+        <w:spacing w:after="0" w:line="360" w:lineRule="auto"/>
+        <w:jc w:val="both"/>
+        <w:rPr>
+          <w:rFonts w:ascii="Times New Roman" w:hAnsi="Times New Roman" w:cs="Times New Roman"/>
+          <w:sz w:val="28"/>
+          <w:szCs w:val="28"/>
+          <w:lang w:val="uk-UA"/>
+        </w:rPr>
+      </w:pPr>
+      <w:r>
+        <w:rPr>
+          <w:rFonts w:ascii="Times New Roman" w:hAnsi="Times New Roman" w:cs="Times New Roman"/>
+          <w:sz w:val="28"/>
+          <w:szCs w:val="28"/>
+          <w:lang w:val="uk-UA"/>
+        </w:rPr>
+        <w:t xml:space="preserve">Час виконання завдання ніж клавіатура + миша не </w:t>
+      </w:r>
+      <w:r>
+        <w:rPr>
+          <w:rFonts w:ascii="Times New Roman" w:hAnsi="Times New Roman" w:cs="Times New Roman"/>
+          <w:sz w:val="28"/>
+          <w:szCs w:val="28"/>
+          <w:lang w:val="uk-UA"/>
+        </w:rPr>
+        <w:t>довша</w:t>
+      </w:r>
+      <w:r>
+        <w:rPr>
+          <w:rFonts w:ascii="Times New Roman" w:hAnsi="Times New Roman" w:cs="Times New Roman"/>
+          <w:sz w:val="28"/>
+          <w:szCs w:val="28"/>
+          <w:lang w:val="uk-UA"/>
+        </w:rPr>
+        <w:t xml:space="preserve"> ніж у 3 рази.</w:t>
+      </w:r>
+    </w:p>
+    <w:p>
+      <w:pPr>
+        <w:rPr>
+          <w:rFonts w:ascii="Times New Roman" w:hAnsi="Times New Roman" w:cs="Times New Roman"/>
+          <w:sz w:val="28"/>
+          <w:szCs w:val="28"/>
+          <w:lang w:val="uk-UA"/>
+        </w:rPr>
+      </w:pPr>
+      <w:r>
+        <w:rPr>
+          <w:rFonts w:ascii="Times New Roman" w:hAnsi="Times New Roman" w:cs="Times New Roman"/>
+          <w:sz w:val="28"/>
+          <w:szCs w:val="28"/>
+          <w:lang w:val="uk-UA"/>
+        </w:rPr>
+        <w:br w:type="page"/>
+      </w:r>
+    </w:p>
+    <w:p>
+      <w:pPr>
+        <w:pStyle w:val="a7"/>
+        <w:numPr>
+          <w:ilvl w:val="0"/>
+          <w:numId w:val="11"/>
+        </w:numPr>
+        <w:spacing w:after="0" w:line="360" w:lineRule="auto"/>
+        <w:ind w:left="0" w:firstLine="426"/>
+        <w:jc w:val="center"/>
+        <w:rPr>
+          <w:rFonts w:ascii="Times New Roman" w:hAnsi="Times New Roman" w:cs="Times New Roman"/>
+          <w:b/>
+          <w:sz w:val="28"/>
+          <w:szCs w:val="28"/>
+          <w:lang w:val="uk-UA"/>
+        </w:rPr>
+      </w:pPr>
+      <w:r>
+        <w:rPr>
+          <w:rFonts w:ascii="Times New Roman" w:hAnsi="Times New Roman" w:cs="Times New Roman"/>
+          <w:b/>
+          <w:sz w:val="28"/>
+          <w:szCs w:val="28"/>
+          <w:lang w:val="uk-UA"/>
+        </w:rPr>
+        <w:lastRenderedPageBreak/>
+        <w:t>АКУМУЛЯЦІЯ РЕЗУЛЬТАТІВ (ТАБЛИЦЯ 1)</w:t>
+      </w:r>
+    </w:p>
+    <w:p>
+      <w:pPr>
+        <w:spacing w:after="0" w:line="360" w:lineRule="auto"/>
+        <w:ind w:firstLine="426"/>
+        <w:jc w:val="both"/>
+        <w:rPr>
+          <w:rFonts w:ascii="Times New Roman" w:hAnsi="Times New Roman" w:cs="Times New Roman"/>
+          <w:sz w:val="28"/>
+          <w:szCs w:val="28"/>
+          <w:lang w:val="uk-UA"/>
+        </w:rPr>
+      </w:pPr>
+    </w:p>
+    <w:tbl>
+      <w:tblPr>
+        <w:tblStyle w:val="a8"/>
+        <w:tblW w:w="10528" w:type="dxa"/>
+        <w:jc w:val="center"/>
+        <w:tblLook w:val="04A0" w:firstRow="1" w:lastRow="0" w:firstColumn="1" w:lastColumn="0" w:noHBand="0" w:noVBand="1"/>
+      </w:tblPr>
+      <w:tblGrid>
+        <w:gridCol w:w="1272"/>
+        <w:gridCol w:w="1417"/>
+        <w:gridCol w:w="1083"/>
+        <w:gridCol w:w="1177"/>
+        <w:gridCol w:w="1471"/>
+        <w:gridCol w:w="2363"/>
+        <w:gridCol w:w="1745"/>
+      </w:tblGrid>
+      <w:tr>
+        <w:trPr>
+          <w:jc w:val="center"/>
+        </w:trPr>
+        <w:tc>
+          <w:tcPr>
+            <w:tcW w:w="1272" w:type="dxa"/>
+            <w:hideMark/>
+          </w:tcPr>
+          <w:p>
+            <w:pPr>
+              <w:spacing w:line="360" w:lineRule="auto"/>
+              <w:jc w:val="center"/>
+              <w:rPr>
+                <w:rFonts w:ascii="Times New Roman" w:hAnsi="Times New Roman" w:cs="Times New Roman"/>
+                <w:sz w:val="24"/>
+                <w:szCs w:val="24"/>
+                <w:lang w:val="uk-UA"/>
+              </w:rPr>
+            </w:pPr>
+            <w:proofErr w:type="spellStart"/>
+            <w:r>
+              <w:rPr>
+                <w:rFonts w:ascii="Times New Roman" w:hAnsi="Times New Roman" w:cs="Times New Roman"/>
+                <w:sz w:val="24"/>
+                <w:szCs w:val="24"/>
+                <w:lang w:val="uk-UA"/>
+              </w:rPr>
+              <w:t>Бекенд</w:t>
+            </w:r>
+            <w:proofErr w:type="spellEnd"/>
+          </w:p>
+        </w:tc>
+        <w:tc>
+          <w:tcPr>
+            <w:tcW w:w="1417" w:type="dxa"/>
+            <w:hideMark/>
+          </w:tcPr>
+          <w:p>
+            <w:pPr>
+              <w:spacing w:line="360" w:lineRule="auto"/>
+              <w:jc w:val="center"/>
+              <w:rPr>
+                <w:rFonts w:ascii="Times New Roman" w:hAnsi="Times New Roman" w:cs="Times New Roman"/>
+                <w:sz w:val="24"/>
+                <w:szCs w:val="24"/>
+                <w:lang w:val="uk-UA"/>
+              </w:rPr>
+            </w:pPr>
+            <w:r>
+              <w:rPr>
+                <w:rFonts w:ascii="Times New Roman" w:hAnsi="Times New Roman" w:cs="Times New Roman"/>
+                <w:sz w:val="24"/>
+                <w:szCs w:val="24"/>
+                <w:lang w:val="uk-UA"/>
+              </w:rPr>
+              <w:t>Розмір</w:t>
+            </w:r>
+          </w:p>
+        </w:tc>
+        <w:tc>
+          <w:tcPr>
+            <w:tcW w:w="1083" w:type="dxa"/>
+            <w:hideMark/>
+          </w:tcPr>
+          <w:p>
+            <w:pPr>
+              <w:spacing w:line="360" w:lineRule="auto"/>
+              <w:jc w:val="center"/>
+              <w:rPr>
+                <w:rFonts w:ascii="Times New Roman" w:hAnsi="Times New Roman" w:cs="Times New Roman"/>
+                <w:sz w:val="24"/>
+                <w:szCs w:val="24"/>
+                <w:lang w:val="uk-UA"/>
+              </w:rPr>
+            </w:pPr>
+            <w:proofErr w:type="spellStart"/>
+            <w:r>
+              <w:rPr>
+                <w:rFonts w:ascii="Times New Roman" w:hAnsi="Times New Roman" w:cs="Times New Roman"/>
+                <w:sz w:val="24"/>
+                <w:szCs w:val="24"/>
+                <w:lang w:val="uk-UA"/>
+              </w:rPr>
+              <w:t>FPS_avg</w:t>
+            </w:r>
+            <w:proofErr w:type="spellEnd"/>
+          </w:p>
+        </w:tc>
+        <w:tc>
+          <w:tcPr>
+            <w:tcW w:w="1177" w:type="dxa"/>
+            <w:hideMark/>
+          </w:tcPr>
+          <w:p>
+            <w:pPr>
+              <w:spacing w:line="360" w:lineRule="auto"/>
+              <w:jc w:val="center"/>
+              <w:rPr>
+                <w:rFonts w:ascii="Times New Roman" w:hAnsi="Times New Roman" w:cs="Times New Roman"/>
+                <w:sz w:val="24"/>
+                <w:szCs w:val="24"/>
+                <w:lang w:val="uk-UA"/>
+              </w:rPr>
+            </w:pPr>
+            <w:r>
+              <w:rPr>
+                <w:rFonts w:ascii="Times New Roman" w:hAnsi="Times New Roman" w:cs="Times New Roman"/>
+                <w:sz w:val="24"/>
+                <w:szCs w:val="24"/>
+                <w:lang w:val="uk-UA"/>
+              </w:rPr>
+              <w:t>Кількість помилок</w:t>
+            </w:r>
+          </w:p>
+        </w:tc>
+        <w:tc>
+          <w:tcPr>
+            <w:tcW w:w="1471" w:type="dxa"/>
+          </w:tcPr>
+          <w:p>
+            <w:pPr>
+              <w:spacing w:line="360" w:lineRule="auto"/>
+              <w:jc w:val="center"/>
+              <w:rPr>
+                <w:rFonts w:ascii="Times New Roman" w:hAnsi="Times New Roman" w:cs="Times New Roman"/>
+                <w:sz w:val="24"/>
+                <w:szCs w:val="24"/>
+                <w:lang w:val="uk-UA"/>
+              </w:rPr>
+            </w:pPr>
+            <w:r>
+              <w:rPr>
+                <w:rFonts w:ascii="Times New Roman" w:hAnsi="Times New Roman" w:cs="Times New Roman"/>
+                <w:sz w:val="24"/>
+                <w:szCs w:val="24"/>
+                <w:lang w:val="uk-UA"/>
+              </w:rPr>
+              <w:t>Сценарій</w:t>
+            </w:r>
+          </w:p>
+        </w:tc>
+        <w:tc>
+          <w:tcPr>
+            <w:tcW w:w="0" w:type="auto"/>
+          </w:tcPr>
+          <w:p>
+            <w:pPr>
+              <w:spacing w:line="360" w:lineRule="auto"/>
+              <w:jc w:val="center"/>
+              <w:rPr>
+                <w:rFonts w:ascii="Times New Roman" w:hAnsi="Times New Roman" w:cs="Times New Roman"/>
+                <w:sz w:val="24"/>
+                <w:szCs w:val="24"/>
+                <w:lang w:val="uk-UA"/>
+              </w:rPr>
+            </w:pPr>
+            <w:r>
+              <w:rPr>
+                <w:rFonts w:ascii="Times New Roman" w:hAnsi="Times New Roman" w:cs="Times New Roman"/>
+                <w:sz w:val="24"/>
+                <w:szCs w:val="24"/>
+                <w:lang w:val="uk-UA"/>
+              </w:rPr>
+              <w:t>Тип взаємодії</w:t>
+            </w:r>
+          </w:p>
+        </w:tc>
+        <w:tc>
+          <w:tcPr>
+            <w:tcW w:w="1745" w:type="dxa"/>
+          </w:tcPr>
+          <w:p>
+            <w:pPr>
+              <w:spacing w:line="360" w:lineRule="auto"/>
+              <w:jc w:val="center"/>
+              <w:rPr>
+                <w:rFonts w:ascii="Times New Roman" w:hAnsi="Times New Roman" w:cs="Times New Roman"/>
+                <w:sz w:val="24"/>
+                <w:szCs w:val="24"/>
+                <w:lang w:val="uk-UA"/>
+              </w:rPr>
+            </w:pPr>
+            <w:r>
+              <w:rPr>
+                <w:rFonts w:ascii="Times New Roman" w:hAnsi="Times New Roman" w:cs="Times New Roman"/>
+                <w:sz w:val="24"/>
+                <w:szCs w:val="24"/>
+                <w:lang w:val="uk-UA"/>
+              </w:rPr>
+              <w:t>Витрачений час, мс</w:t>
+            </w:r>
+          </w:p>
+        </w:tc>
+      </w:tr>
+      <w:tr>
+        <w:trPr>
+          <w:jc w:val="center"/>
+        </w:trPr>
+        <w:tc>
+          <w:tcPr>
+            <w:tcW w:w="1272" w:type="dxa"/>
+            <w:vAlign w:val="bottom"/>
+            <w:hideMark/>
+          </w:tcPr>
+          <w:p>
+            <w:pPr>
+              <w:rPr>
+                <w:rFonts w:ascii="Times New Roman" w:hAnsi="Times New Roman" w:cs="Times New Roman"/>
+                <w:color w:val="000000"/>
+                <w:sz w:val="24"/>
+                <w:szCs w:val="24"/>
+                <w:lang w:val="uk-UA"/>
+              </w:rPr>
+            </w:pPr>
+            <w:proofErr w:type="spellStart"/>
+            <w:r>
+              <w:rPr>
+                <w:rFonts w:ascii="Times New Roman" w:hAnsi="Times New Roman" w:cs="Times New Roman"/>
+                <w:color w:val="000000"/>
+                <w:sz w:val="24"/>
+                <w:szCs w:val="24"/>
+                <w:lang w:val="uk-UA"/>
+              </w:rPr>
+              <w:t>cpu</w:t>
+            </w:r>
+            <w:proofErr w:type="spellEnd"/>
+          </w:p>
+        </w:tc>
+        <w:tc>
+          <w:tcPr>
+            <w:tcW w:w="1417" w:type="dxa"/>
+            <w:vAlign w:val="bottom"/>
+            <w:hideMark/>
+          </w:tcPr>
+          <w:p>
+            <w:pPr>
+              <w:rPr>
+                <w:rFonts w:ascii="Times New Roman" w:hAnsi="Times New Roman" w:cs="Times New Roman"/>
+                <w:color w:val="000000"/>
+                <w:sz w:val="24"/>
+                <w:szCs w:val="24"/>
+                <w:lang w:val="uk-UA"/>
+              </w:rPr>
+            </w:pPr>
+            <w:r>
+              <w:rPr>
+                <w:rFonts w:ascii="Times New Roman" w:hAnsi="Times New Roman" w:cs="Times New Roman"/>
+                <w:color w:val="000000"/>
+                <w:sz w:val="24"/>
+                <w:szCs w:val="24"/>
+                <w:lang w:val="uk-UA"/>
+              </w:rPr>
+              <w:t>1280 x 720</w:t>
+            </w:r>
+          </w:p>
+        </w:tc>
+        <w:tc>
+          <w:tcPr>
+            <w:tcW w:w="1083" w:type="dxa"/>
+            <w:vAlign w:val="bottom"/>
+            <w:hideMark/>
+          </w:tcPr>
+          <w:p>
+            <w:pPr>
+              <w:jc w:val="right"/>
+              <w:rPr>
+                <w:rFonts w:ascii="Times New Roman" w:hAnsi="Times New Roman" w:cs="Times New Roman"/>
+                <w:color w:val="000000"/>
+                <w:sz w:val="24"/>
+                <w:szCs w:val="24"/>
+                <w:lang w:val="uk-UA"/>
+              </w:rPr>
+            </w:pPr>
+            <w:r>
+              <w:rPr>
+                <w:rFonts w:ascii="Times New Roman" w:hAnsi="Times New Roman" w:cs="Times New Roman"/>
+                <w:color w:val="000000"/>
+                <w:sz w:val="24"/>
+                <w:szCs w:val="24"/>
+                <w:lang w:val="uk-UA"/>
+              </w:rPr>
+              <w:t>15,6</w:t>
+            </w:r>
+          </w:p>
+        </w:tc>
+        <w:tc>
+          <w:tcPr>
+            <w:tcW w:w="1177" w:type="dxa"/>
+            <w:vAlign w:val="bottom"/>
+            <w:hideMark/>
+          </w:tcPr>
+          <w:p>
+            <w:pPr>
+              <w:jc w:val="right"/>
+              <w:rPr>
+                <w:rFonts w:ascii="Times New Roman" w:hAnsi="Times New Roman" w:cs="Times New Roman"/>
+                <w:color w:val="000000"/>
+                <w:sz w:val="24"/>
+                <w:szCs w:val="24"/>
+                <w:lang w:val="uk-UA"/>
+              </w:rPr>
+            </w:pPr>
+            <w:r>
+              <w:rPr>
+                <w:rFonts w:ascii="Times New Roman" w:hAnsi="Times New Roman" w:cs="Times New Roman"/>
+                <w:color w:val="000000"/>
+                <w:sz w:val="24"/>
+                <w:szCs w:val="24"/>
+                <w:lang w:val="uk-UA"/>
+              </w:rPr>
+              <w:t>1</w:t>
+            </w:r>
+          </w:p>
+        </w:tc>
+        <w:tc>
+          <w:tcPr>
+            <w:tcW w:w="1471" w:type="dxa"/>
+          </w:tcPr>
+          <w:p>
+            <w:pPr>
+              <w:spacing w:line="360" w:lineRule="auto"/>
+              <w:jc w:val="center"/>
+              <w:rPr>
+                <w:rFonts w:ascii="Times New Roman" w:hAnsi="Times New Roman" w:cs="Times New Roman"/>
+                <w:sz w:val="24"/>
+                <w:szCs w:val="24"/>
+                <w:lang w:val="uk-UA"/>
+              </w:rPr>
+            </w:pPr>
+            <w:r>
+              <w:rPr>
+                <w:rFonts w:ascii="Times New Roman" w:hAnsi="Times New Roman" w:cs="Times New Roman"/>
+                <w:sz w:val="24"/>
+                <w:szCs w:val="24"/>
+                <w:lang w:val="uk-UA"/>
+              </w:rPr>
+              <w:t>1</w:t>
+            </w:r>
+          </w:p>
+        </w:tc>
+        <w:tc>
+          <w:tcPr>
+            <w:tcW w:w="0" w:type="auto"/>
+          </w:tcPr>
+          <w:p>
+            <w:pPr>
+              <w:spacing w:line="360" w:lineRule="auto"/>
+              <w:jc w:val="center"/>
+              <w:rPr>
+                <w:rFonts w:ascii="Times New Roman" w:hAnsi="Times New Roman" w:cs="Times New Roman"/>
+                <w:sz w:val="24"/>
+                <w:szCs w:val="24"/>
+                <w:lang w:val="uk-UA"/>
+              </w:rPr>
+            </w:pPr>
+            <w:r>
+              <w:rPr>
+                <w:rFonts w:ascii="Times New Roman" w:hAnsi="Times New Roman" w:cs="Times New Roman"/>
+                <w:sz w:val="24"/>
+                <w:szCs w:val="24"/>
+                <w:lang w:val="uk-UA"/>
+              </w:rPr>
+              <w:t>Жести</w:t>
+            </w:r>
+          </w:p>
+        </w:tc>
+        <w:tc>
+          <w:tcPr>
+            <w:tcW w:w="1745" w:type="dxa"/>
+            <w:vAlign w:val="bottom"/>
+          </w:tcPr>
+          <w:p>
+            <w:pPr>
+              <w:jc w:val="right"/>
+              <w:rPr>
+                <w:rFonts w:ascii="Calibri" w:hAnsi="Calibri" w:cs="Calibri"/>
+                <w:color w:val="000000"/>
+                <w:lang w:val="uk-UA"/>
+              </w:rPr>
+            </w:pPr>
+            <w:r>
+              <w:rPr>
+                <w:rFonts w:ascii="Calibri" w:hAnsi="Calibri" w:cs="Calibri"/>
+                <w:color w:val="000000"/>
+                <w:lang w:val="uk-UA"/>
+              </w:rPr>
+              <w:t>48692,934</w:t>
+            </w:r>
+          </w:p>
+        </w:tc>
+      </w:tr>
+      <w:tr>
+        <w:trPr>
+          <w:jc w:val="center"/>
+        </w:trPr>
+        <w:tc>
+          <w:tcPr>
+            <w:tcW w:w="1272" w:type="dxa"/>
+            <w:vAlign w:val="bottom"/>
+            <w:hideMark/>
+          </w:tcPr>
+          <w:p>
+            <w:pPr>
+              <w:rPr>
+                <w:rFonts w:ascii="Times New Roman" w:hAnsi="Times New Roman" w:cs="Times New Roman"/>
+                <w:color w:val="000000"/>
+                <w:sz w:val="24"/>
+                <w:szCs w:val="24"/>
+                <w:lang w:val="uk-UA"/>
+              </w:rPr>
+            </w:pPr>
+            <w:proofErr w:type="spellStart"/>
+            <w:r>
+              <w:rPr>
+                <w:rFonts w:ascii="Times New Roman" w:hAnsi="Times New Roman" w:cs="Times New Roman"/>
+                <w:color w:val="000000"/>
+                <w:sz w:val="24"/>
+                <w:szCs w:val="24"/>
+                <w:lang w:val="uk-UA"/>
+              </w:rPr>
+              <w:t>cpu</w:t>
+            </w:r>
+            <w:proofErr w:type="spellEnd"/>
+          </w:p>
+        </w:tc>
+        <w:tc>
+          <w:tcPr>
+            <w:tcW w:w="1417" w:type="dxa"/>
+            <w:vAlign w:val="bottom"/>
+            <w:hideMark/>
+          </w:tcPr>
+          <w:p>
+            <w:pPr>
+              <w:rPr>
+                <w:rFonts w:ascii="Times New Roman" w:hAnsi="Times New Roman" w:cs="Times New Roman"/>
+                <w:color w:val="000000"/>
+                <w:sz w:val="24"/>
+                <w:szCs w:val="24"/>
+                <w:lang w:val="uk-UA"/>
+              </w:rPr>
+            </w:pPr>
+            <w:r>
+              <w:rPr>
+                <w:rFonts w:ascii="Times New Roman" w:hAnsi="Times New Roman" w:cs="Times New Roman"/>
+                <w:color w:val="000000"/>
+                <w:sz w:val="24"/>
+                <w:szCs w:val="24"/>
+                <w:lang w:val="uk-UA"/>
+              </w:rPr>
+              <w:t>1280 x 720</w:t>
+            </w:r>
+          </w:p>
+        </w:tc>
+        <w:tc>
+          <w:tcPr>
+            <w:tcW w:w="1083" w:type="dxa"/>
+            <w:vAlign w:val="bottom"/>
+            <w:hideMark/>
+          </w:tcPr>
+          <w:p>
+            <w:pPr>
+              <w:jc w:val="right"/>
+              <w:rPr>
+                <w:rFonts w:ascii="Times New Roman" w:hAnsi="Times New Roman" w:cs="Times New Roman"/>
+                <w:color w:val="000000"/>
+                <w:sz w:val="24"/>
+                <w:szCs w:val="24"/>
+                <w:lang w:val="uk-UA"/>
+              </w:rPr>
+            </w:pPr>
+            <w:r>
+              <w:rPr>
+                <w:rFonts w:ascii="Times New Roman" w:hAnsi="Times New Roman" w:cs="Times New Roman"/>
+                <w:color w:val="000000"/>
+                <w:sz w:val="24"/>
+                <w:szCs w:val="24"/>
+                <w:lang w:val="uk-UA"/>
+              </w:rPr>
+              <w:t>15,6</w:t>
+            </w:r>
+          </w:p>
+        </w:tc>
+        <w:tc>
+          <w:tcPr>
+            <w:tcW w:w="1177" w:type="dxa"/>
+            <w:vAlign w:val="bottom"/>
+            <w:hideMark/>
+          </w:tcPr>
+          <w:p>
+            <w:pPr>
+              <w:jc w:val="right"/>
+              <w:rPr>
+                <w:rFonts w:ascii="Times New Roman" w:hAnsi="Times New Roman" w:cs="Times New Roman"/>
+                <w:color w:val="000000"/>
+                <w:sz w:val="24"/>
+                <w:szCs w:val="24"/>
+                <w:lang w:val="uk-UA"/>
+              </w:rPr>
+            </w:pPr>
+            <w:r>
+              <w:rPr>
+                <w:rFonts w:ascii="Times New Roman" w:hAnsi="Times New Roman" w:cs="Times New Roman"/>
+                <w:color w:val="000000"/>
+                <w:sz w:val="24"/>
+                <w:szCs w:val="24"/>
+                <w:lang w:val="uk-UA"/>
+              </w:rPr>
+              <w:t>0</w:t>
+            </w:r>
+          </w:p>
+        </w:tc>
+        <w:tc>
+          <w:tcPr>
+            <w:tcW w:w="1471" w:type="dxa"/>
+          </w:tcPr>
+          <w:p>
+            <w:pPr>
+              <w:spacing w:line="360" w:lineRule="auto"/>
+              <w:jc w:val="center"/>
+              <w:rPr>
+                <w:rFonts w:ascii="Times New Roman" w:hAnsi="Times New Roman" w:cs="Times New Roman"/>
+                <w:sz w:val="24"/>
+                <w:szCs w:val="24"/>
+                <w:lang w:val="uk-UA"/>
+              </w:rPr>
+            </w:pPr>
+            <w:r>
+              <w:rPr>
+                <w:rFonts w:ascii="Times New Roman" w:hAnsi="Times New Roman" w:cs="Times New Roman"/>
+                <w:sz w:val="24"/>
+                <w:szCs w:val="24"/>
+                <w:lang w:val="uk-UA"/>
+              </w:rPr>
+              <w:t>1</w:t>
+            </w:r>
+          </w:p>
+        </w:tc>
+        <w:tc>
+          <w:tcPr>
+            <w:tcW w:w="0" w:type="auto"/>
+          </w:tcPr>
+          <w:p>
+            <w:pPr>
+              <w:spacing w:line="360" w:lineRule="auto"/>
+              <w:jc w:val="center"/>
+              <w:rPr>
+                <w:rFonts w:ascii="Times New Roman" w:hAnsi="Times New Roman" w:cs="Times New Roman"/>
+                <w:sz w:val="24"/>
+                <w:szCs w:val="24"/>
+                <w:lang w:val="uk-UA"/>
+              </w:rPr>
+            </w:pPr>
+            <w:r>
+              <w:rPr>
+                <w:rFonts w:ascii="Times New Roman" w:hAnsi="Times New Roman" w:cs="Times New Roman"/>
+                <w:sz w:val="24"/>
+                <w:szCs w:val="24"/>
+                <w:lang w:val="uk-UA"/>
+              </w:rPr>
+              <w:t>Миша + клавіатура</w:t>
+            </w:r>
+          </w:p>
+        </w:tc>
+        <w:tc>
+          <w:tcPr>
+            <w:tcW w:w="1745" w:type="dxa"/>
+            <w:vAlign w:val="bottom"/>
+          </w:tcPr>
+          <w:p>
+            <w:pPr>
+              <w:jc w:val="right"/>
+              <w:rPr>
+                <w:rFonts w:ascii="Calibri" w:hAnsi="Calibri" w:cs="Calibri"/>
+                <w:color w:val="000000"/>
+                <w:lang w:val="uk-UA"/>
+              </w:rPr>
+            </w:pPr>
+            <w:r>
+              <w:rPr>
+                <w:rFonts w:ascii="Calibri" w:hAnsi="Calibri" w:cs="Calibri"/>
+                <w:color w:val="000000"/>
+                <w:lang w:val="uk-UA"/>
+              </w:rPr>
+              <w:t>15127,082</w:t>
+            </w:r>
+          </w:p>
+        </w:tc>
+      </w:tr>
+      <w:tr>
+        <w:trPr>
+          <w:jc w:val="center"/>
+        </w:trPr>
+        <w:tc>
+          <w:tcPr>
+            <w:tcW w:w="1272" w:type="dxa"/>
+            <w:vAlign w:val="bottom"/>
+            <w:hideMark/>
+          </w:tcPr>
+          <w:p>
+            <w:pPr>
+              <w:rPr>
+                <w:rFonts w:ascii="Times New Roman" w:hAnsi="Times New Roman" w:cs="Times New Roman"/>
+                <w:color w:val="000000"/>
+                <w:sz w:val="24"/>
+                <w:szCs w:val="24"/>
+                <w:lang w:val="uk-UA"/>
+              </w:rPr>
+            </w:pPr>
+            <w:proofErr w:type="spellStart"/>
+            <w:r>
+              <w:rPr>
+                <w:rFonts w:ascii="Times New Roman" w:hAnsi="Times New Roman" w:cs="Times New Roman"/>
+                <w:color w:val="000000"/>
+                <w:sz w:val="24"/>
+                <w:szCs w:val="24"/>
+                <w:lang w:val="uk-UA"/>
+              </w:rPr>
+              <w:t>cpu</w:t>
+            </w:r>
+            <w:proofErr w:type="spellEnd"/>
+          </w:p>
+        </w:tc>
+        <w:tc>
+          <w:tcPr>
+            <w:tcW w:w="1417" w:type="dxa"/>
+            <w:vAlign w:val="bottom"/>
+            <w:hideMark/>
+          </w:tcPr>
+          <w:p>
+            <w:pPr>
+              <w:rPr>
+                <w:rFonts w:ascii="Times New Roman" w:hAnsi="Times New Roman" w:cs="Times New Roman"/>
+                <w:color w:val="000000"/>
+                <w:sz w:val="24"/>
+                <w:szCs w:val="24"/>
+                <w:lang w:val="uk-UA"/>
+              </w:rPr>
+            </w:pPr>
+            <w:r>
+              <w:rPr>
+                <w:rFonts w:ascii="Times New Roman" w:hAnsi="Times New Roman" w:cs="Times New Roman"/>
+                <w:color w:val="000000"/>
+                <w:sz w:val="24"/>
+                <w:szCs w:val="24"/>
+                <w:lang w:val="uk-UA"/>
+              </w:rPr>
+              <w:t>1280 x 720</w:t>
+            </w:r>
+          </w:p>
+        </w:tc>
+        <w:tc>
+          <w:tcPr>
+            <w:tcW w:w="1083" w:type="dxa"/>
+            <w:vAlign w:val="bottom"/>
+            <w:hideMark/>
+          </w:tcPr>
+          <w:p>
+            <w:pPr>
+              <w:jc w:val="right"/>
+              <w:rPr>
+                <w:rFonts w:ascii="Times New Roman" w:hAnsi="Times New Roman" w:cs="Times New Roman"/>
+                <w:color w:val="000000"/>
+                <w:sz w:val="24"/>
+                <w:szCs w:val="24"/>
+                <w:lang w:val="uk-UA"/>
+              </w:rPr>
+            </w:pPr>
+            <w:r>
+              <w:rPr>
+                <w:rFonts w:ascii="Times New Roman" w:hAnsi="Times New Roman" w:cs="Times New Roman"/>
+                <w:color w:val="000000"/>
+                <w:sz w:val="24"/>
+                <w:szCs w:val="24"/>
+                <w:lang w:val="uk-UA"/>
+              </w:rPr>
+              <w:t>15,6</w:t>
+            </w:r>
+          </w:p>
+        </w:tc>
+        <w:tc>
+          <w:tcPr>
+            <w:tcW w:w="1177" w:type="dxa"/>
+            <w:vAlign w:val="bottom"/>
+            <w:hideMark/>
+          </w:tcPr>
+          <w:p>
+            <w:pPr>
+              <w:jc w:val="right"/>
+              <w:rPr>
+                <w:rFonts w:ascii="Times New Roman" w:hAnsi="Times New Roman" w:cs="Times New Roman"/>
+                <w:color w:val="000000"/>
+                <w:sz w:val="24"/>
+                <w:szCs w:val="24"/>
+                <w:lang w:val="uk-UA"/>
+              </w:rPr>
+            </w:pPr>
+            <w:r>
+              <w:rPr>
+                <w:rFonts w:ascii="Times New Roman" w:hAnsi="Times New Roman" w:cs="Times New Roman"/>
+                <w:color w:val="000000"/>
+                <w:sz w:val="24"/>
+                <w:szCs w:val="24"/>
+                <w:lang w:val="uk-UA"/>
+              </w:rPr>
+              <w:t>0</w:t>
+            </w:r>
+          </w:p>
+        </w:tc>
+        <w:tc>
+          <w:tcPr>
+            <w:tcW w:w="1471" w:type="dxa"/>
+          </w:tcPr>
+          <w:p>
+            <w:pPr>
+              <w:spacing w:line="360" w:lineRule="auto"/>
+              <w:jc w:val="center"/>
+              <w:rPr>
+                <w:rFonts w:ascii="Times New Roman" w:hAnsi="Times New Roman" w:cs="Times New Roman"/>
+                <w:sz w:val="24"/>
+                <w:szCs w:val="24"/>
+                <w:lang w:val="uk-UA"/>
+              </w:rPr>
+            </w:pPr>
+            <w:r>
+              <w:rPr>
+                <w:rFonts w:ascii="Times New Roman" w:hAnsi="Times New Roman" w:cs="Times New Roman"/>
+                <w:sz w:val="24"/>
+                <w:szCs w:val="24"/>
+                <w:lang w:val="uk-UA"/>
+              </w:rPr>
+              <w:t>2</w:t>
+            </w:r>
+          </w:p>
+        </w:tc>
+        <w:tc>
+          <w:tcPr>
+            <w:tcW w:w="0" w:type="auto"/>
+          </w:tcPr>
+          <w:p>
+            <w:pPr>
+              <w:spacing w:line="360" w:lineRule="auto"/>
+              <w:jc w:val="center"/>
+              <w:rPr>
+                <w:rFonts w:ascii="Times New Roman" w:hAnsi="Times New Roman" w:cs="Times New Roman"/>
+                <w:sz w:val="24"/>
+                <w:szCs w:val="24"/>
+                <w:lang w:val="uk-UA"/>
+              </w:rPr>
+            </w:pPr>
+            <w:r>
+              <w:rPr>
+                <w:rFonts w:ascii="Times New Roman" w:hAnsi="Times New Roman" w:cs="Times New Roman"/>
+                <w:sz w:val="24"/>
+                <w:szCs w:val="24"/>
+                <w:lang w:val="uk-UA"/>
+              </w:rPr>
+              <w:t>Жести</w:t>
+            </w:r>
+          </w:p>
+        </w:tc>
+        <w:tc>
+          <w:tcPr>
+            <w:tcW w:w="1745" w:type="dxa"/>
+            <w:vAlign w:val="bottom"/>
+          </w:tcPr>
+          <w:p>
+            <w:pPr>
+              <w:jc w:val="right"/>
+              <w:rPr>
+                <w:rFonts w:ascii="Calibri" w:hAnsi="Calibri" w:cs="Calibri"/>
+                <w:color w:val="000000"/>
+                <w:lang w:val="uk-UA"/>
+              </w:rPr>
+            </w:pPr>
+            <w:r>
+              <w:rPr>
+                <w:rFonts w:ascii="Calibri" w:hAnsi="Calibri" w:cs="Calibri"/>
+                <w:color w:val="000000"/>
+                <w:lang w:val="uk-UA"/>
+              </w:rPr>
+              <w:t>65129,009</w:t>
+            </w:r>
+          </w:p>
+        </w:tc>
+      </w:tr>
+      <w:tr>
+        <w:trPr>
+          <w:jc w:val="center"/>
+        </w:trPr>
+        <w:tc>
+          <w:tcPr>
+            <w:tcW w:w="1272" w:type="dxa"/>
+            <w:vAlign w:val="bottom"/>
+            <w:hideMark/>
+          </w:tcPr>
+          <w:p>
+            <w:pPr>
+              <w:rPr>
+                <w:rFonts w:ascii="Times New Roman" w:hAnsi="Times New Roman" w:cs="Times New Roman"/>
+                <w:color w:val="000000"/>
+                <w:sz w:val="24"/>
+                <w:szCs w:val="24"/>
+                <w:lang w:val="uk-UA"/>
+              </w:rPr>
+            </w:pPr>
+            <w:proofErr w:type="spellStart"/>
+            <w:r>
+              <w:rPr>
+                <w:rFonts w:ascii="Times New Roman" w:hAnsi="Times New Roman" w:cs="Times New Roman"/>
+                <w:color w:val="000000"/>
+                <w:sz w:val="24"/>
+                <w:szCs w:val="24"/>
+                <w:lang w:val="uk-UA"/>
+              </w:rPr>
+              <w:t>cpu</w:t>
+            </w:r>
+            <w:proofErr w:type="spellEnd"/>
+          </w:p>
+        </w:tc>
+        <w:tc>
+          <w:tcPr>
+            <w:tcW w:w="1417" w:type="dxa"/>
+            <w:vAlign w:val="bottom"/>
+            <w:hideMark/>
+          </w:tcPr>
+          <w:p>
+            <w:pPr>
+              <w:rPr>
+                <w:rFonts w:ascii="Times New Roman" w:hAnsi="Times New Roman" w:cs="Times New Roman"/>
+                <w:color w:val="000000"/>
+                <w:sz w:val="24"/>
+                <w:szCs w:val="24"/>
+                <w:lang w:val="uk-UA"/>
+              </w:rPr>
+            </w:pPr>
+            <w:r>
+              <w:rPr>
+                <w:rFonts w:ascii="Times New Roman" w:hAnsi="Times New Roman" w:cs="Times New Roman"/>
+                <w:color w:val="000000"/>
+                <w:sz w:val="24"/>
+                <w:szCs w:val="24"/>
+                <w:lang w:val="uk-UA"/>
+              </w:rPr>
+              <w:t>1280 x 720</w:t>
+            </w:r>
+          </w:p>
+        </w:tc>
+        <w:tc>
+          <w:tcPr>
+            <w:tcW w:w="1083" w:type="dxa"/>
+            <w:vAlign w:val="bottom"/>
+            <w:hideMark/>
+          </w:tcPr>
+          <w:p>
+            <w:pPr>
+              <w:jc w:val="right"/>
+              <w:rPr>
+                <w:rFonts w:ascii="Times New Roman" w:hAnsi="Times New Roman" w:cs="Times New Roman"/>
+                <w:color w:val="000000"/>
+                <w:sz w:val="24"/>
+                <w:szCs w:val="24"/>
+                <w:lang w:val="uk-UA"/>
+              </w:rPr>
+            </w:pPr>
+            <w:r>
+              <w:rPr>
+                <w:rFonts w:ascii="Times New Roman" w:hAnsi="Times New Roman" w:cs="Times New Roman"/>
+                <w:color w:val="000000"/>
+                <w:sz w:val="24"/>
+                <w:szCs w:val="24"/>
+                <w:lang w:val="uk-UA"/>
+              </w:rPr>
+              <w:t>15,6</w:t>
+            </w:r>
+          </w:p>
+        </w:tc>
+        <w:tc>
+          <w:tcPr>
+            <w:tcW w:w="1177" w:type="dxa"/>
+            <w:vAlign w:val="bottom"/>
+            <w:hideMark/>
+          </w:tcPr>
+          <w:p>
+            <w:pPr>
+              <w:jc w:val="right"/>
+              <w:rPr>
+                <w:rFonts w:ascii="Times New Roman" w:hAnsi="Times New Roman" w:cs="Times New Roman"/>
+                <w:color w:val="000000"/>
+                <w:sz w:val="24"/>
+                <w:szCs w:val="24"/>
+                <w:lang w:val="uk-UA"/>
+              </w:rPr>
+            </w:pPr>
+            <w:r>
+              <w:rPr>
+                <w:rFonts w:ascii="Times New Roman" w:hAnsi="Times New Roman" w:cs="Times New Roman"/>
+                <w:color w:val="000000"/>
+                <w:sz w:val="24"/>
+                <w:szCs w:val="24"/>
+                <w:lang w:val="uk-UA"/>
+              </w:rPr>
+              <w:t>0</w:t>
+            </w:r>
+          </w:p>
+        </w:tc>
+        <w:tc>
+          <w:tcPr>
+            <w:tcW w:w="1471" w:type="dxa"/>
+          </w:tcPr>
+          <w:p>
+            <w:pPr>
+              <w:spacing w:line="360" w:lineRule="auto"/>
+              <w:jc w:val="center"/>
+              <w:rPr>
+                <w:rFonts w:ascii="Times New Roman" w:hAnsi="Times New Roman" w:cs="Times New Roman"/>
+                <w:sz w:val="24"/>
+                <w:szCs w:val="24"/>
+                <w:lang w:val="uk-UA"/>
+              </w:rPr>
+            </w:pPr>
+            <w:r>
+              <w:rPr>
+                <w:rFonts w:ascii="Times New Roman" w:hAnsi="Times New Roman" w:cs="Times New Roman"/>
+                <w:sz w:val="24"/>
+                <w:szCs w:val="24"/>
+                <w:lang w:val="uk-UA"/>
+              </w:rPr>
+              <w:t>2</w:t>
+            </w:r>
+          </w:p>
+        </w:tc>
+        <w:tc>
+          <w:tcPr>
+            <w:tcW w:w="0" w:type="auto"/>
+          </w:tcPr>
+          <w:p>
+            <w:pPr>
+              <w:spacing w:line="360" w:lineRule="auto"/>
+              <w:jc w:val="center"/>
+              <w:rPr>
+                <w:rFonts w:ascii="Times New Roman" w:hAnsi="Times New Roman" w:cs="Times New Roman"/>
+                <w:sz w:val="24"/>
+                <w:szCs w:val="24"/>
+                <w:lang w:val="uk-UA"/>
+              </w:rPr>
+            </w:pPr>
+            <w:r>
+              <w:rPr>
+                <w:rFonts w:ascii="Times New Roman" w:hAnsi="Times New Roman" w:cs="Times New Roman"/>
+                <w:sz w:val="24"/>
+                <w:szCs w:val="24"/>
+                <w:lang w:val="uk-UA"/>
+              </w:rPr>
+              <w:t>Миша + клавіатура</w:t>
+            </w:r>
+          </w:p>
+        </w:tc>
+        <w:tc>
+          <w:tcPr>
+            <w:tcW w:w="1745" w:type="dxa"/>
+            <w:vAlign w:val="bottom"/>
+          </w:tcPr>
+          <w:p>
+            <w:pPr>
+              <w:jc w:val="right"/>
+              <w:rPr>
+                <w:rFonts w:ascii="Calibri" w:hAnsi="Calibri" w:cs="Calibri"/>
+                <w:color w:val="000000"/>
+                <w:lang w:val="uk-UA"/>
+              </w:rPr>
+            </w:pPr>
+            <w:r>
+              <w:rPr>
+                <w:rFonts w:ascii="Calibri" w:hAnsi="Calibri" w:cs="Calibri"/>
+                <w:color w:val="000000"/>
+                <w:lang w:val="uk-UA"/>
+              </w:rPr>
+              <w:t>16206,573</w:t>
+            </w:r>
+          </w:p>
+        </w:tc>
+      </w:tr>
+      <w:tr>
+        <w:trPr>
+          <w:jc w:val="center"/>
+        </w:trPr>
+        <w:tc>
+          <w:tcPr>
+            <w:tcW w:w="1272" w:type="dxa"/>
+            <w:vAlign w:val="bottom"/>
+          </w:tcPr>
+          <w:p>
+            <w:pPr>
+              <w:rPr>
+                <w:rFonts w:ascii="Times New Roman" w:hAnsi="Times New Roman" w:cs="Times New Roman"/>
+                <w:color w:val="000000"/>
+                <w:sz w:val="24"/>
+                <w:szCs w:val="24"/>
+                <w:lang w:val="uk-UA"/>
+              </w:rPr>
+            </w:pPr>
+            <w:proofErr w:type="spellStart"/>
+            <w:r>
+              <w:rPr>
+                <w:rFonts w:ascii="Times New Roman" w:hAnsi="Times New Roman" w:cs="Times New Roman"/>
+                <w:color w:val="000000"/>
+                <w:sz w:val="24"/>
+                <w:szCs w:val="24"/>
+                <w:lang w:val="uk-UA"/>
+              </w:rPr>
+              <w:t>cpu</w:t>
+            </w:r>
+            <w:proofErr w:type="spellEnd"/>
+          </w:p>
+        </w:tc>
+        <w:tc>
+          <w:tcPr>
+            <w:tcW w:w="1417" w:type="dxa"/>
+            <w:vAlign w:val="bottom"/>
+          </w:tcPr>
+          <w:p>
+            <w:pPr>
+              <w:rPr>
+                <w:rFonts w:ascii="Times New Roman" w:hAnsi="Times New Roman" w:cs="Times New Roman"/>
+                <w:color w:val="000000"/>
+                <w:sz w:val="24"/>
+                <w:szCs w:val="24"/>
+                <w:lang w:val="uk-UA"/>
+              </w:rPr>
+            </w:pPr>
+            <w:r>
+              <w:rPr>
+                <w:rFonts w:ascii="Times New Roman" w:hAnsi="Times New Roman" w:cs="Times New Roman"/>
+                <w:color w:val="000000"/>
+                <w:sz w:val="24"/>
+                <w:szCs w:val="24"/>
+                <w:lang w:val="uk-UA"/>
+              </w:rPr>
+              <w:t>1280 x 720</w:t>
+            </w:r>
+          </w:p>
+        </w:tc>
+        <w:tc>
+          <w:tcPr>
+            <w:tcW w:w="1083" w:type="dxa"/>
+            <w:vAlign w:val="bottom"/>
+          </w:tcPr>
+          <w:p>
+            <w:pPr>
+              <w:jc w:val="right"/>
+              <w:rPr>
+                <w:rFonts w:ascii="Times New Roman" w:hAnsi="Times New Roman" w:cs="Times New Roman"/>
+                <w:color w:val="000000"/>
+                <w:sz w:val="24"/>
+                <w:szCs w:val="24"/>
+                <w:lang w:val="uk-UA"/>
+              </w:rPr>
+            </w:pPr>
+            <w:r>
+              <w:rPr>
+                <w:rFonts w:ascii="Times New Roman" w:hAnsi="Times New Roman" w:cs="Times New Roman"/>
+                <w:color w:val="000000"/>
+                <w:sz w:val="24"/>
+                <w:szCs w:val="24"/>
+                <w:lang w:val="uk-UA"/>
+              </w:rPr>
+              <w:t>15,6</w:t>
+            </w:r>
+          </w:p>
+        </w:tc>
+        <w:tc>
+          <w:tcPr>
+            <w:tcW w:w="1177" w:type="dxa"/>
+            <w:vAlign w:val="bottom"/>
+          </w:tcPr>
+          <w:p>
+            <w:pPr>
+              <w:jc w:val="right"/>
+              <w:rPr>
+                <w:rFonts w:ascii="Times New Roman" w:hAnsi="Times New Roman" w:cs="Times New Roman"/>
+                <w:color w:val="000000"/>
+                <w:sz w:val="24"/>
+                <w:szCs w:val="24"/>
+                <w:lang w:val="uk-UA"/>
+              </w:rPr>
+            </w:pPr>
+            <w:r>
+              <w:rPr>
+                <w:rFonts w:ascii="Times New Roman" w:hAnsi="Times New Roman" w:cs="Times New Roman"/>
+                <w:color w:val="000000"/>
+                <w:sz w:val="24"/>
+                <w:szCs w:val="24"/>
+                <w:lang w:val="uk-UA"/>
+              </w:rPr>
+              <w:t>3</w:t>
+            </w:r>
+          </w:p>
+        </w:tc>
+        <w:tc>
+          <w:tcPr>
+            <w:tcW w:w="1471" w:type="dxa"/>
+          </w:tcPr>
+          <w:p>
+            <w:pPr>
+              <w:spacing w:line="360" w:lineRule="auto"/>
+              <w:jc w:val="center"/>
+              <w:rPr>
+                <w:rFonts w:ascii="Times New Roman" w:hAnsi="Times New Roman" w:cs="Times New Roman"/>
+                <w:sz w:val="24"/>
+                <w:szCs w:val="24"/>
+                <w:lang w:val="uk-UA"/>
+              </w:rPr>
+            </w:pPr>
+            <w:r>
+              <w:rPr>
+                <w:rFonts w:ascii="Times New Roman" w:hAnsi="Times New Roman" w:cs="Times New Roman"/>
+                <w:sz w:val="24"/>
+                <w:szCs w:val="24"/>
+                <w:lang w:val="uk-UA"/>
+              </w:rPr>
+              <w:t>3</w:t>
+            </w:r>
+          </w:p>
+        </w:tc>
+        <w:tc>
+          <w:tcPr>
+            <w:tcW w:w="0" w:type="auto"/>
+          </w:tcPr>
+          <w:p>
+            <w:pPr>
+              <w:spacing w:line="360" w:lineRule="auto"/>
+              <w:jc w:val="center"/>
+              <w:rPr>
+                <w:rFonts w:ascii="Times New Roman" w:hAnsi="Times New Roman" w:cs="Times New Roman"/>
+                <w:sz w:val="24"/>
+                <w:szCs w:val="24"/>
+                <w:lang w:val="uk-UA"/>
+              </w:rPr>
+            </w:pPr>
+            <w:r>
+              <w:rPr>
+                <w:rFonts w:ascii="Times New Roman" w:hAnsi="Times New Roman" w:cs="Times New Roman"/>
+                <w:sz w:val="24"/>
+                <w:szCs w:val="24"/>
+                <w:lang w:val="uk-UA"/>
+              </w:rPr>
+              <w:t>Жести</w:t>
+            </w:r>
+          </w:p>
+        </w:tc>
+        <w:tc>
+          <w:tcPr>
+            <w:tcW w:w="1745" w:type="dxa"/>
+            <w:vAlign w:val="bottom"/>
+          </w:tcPr>
+          <w:p>
+            <w:pPr>
+              <w:jc w:val="right"/>
+              <w:rPr>
+                <w:rFonts w:ascii="Calibri" w:hAnsi="Calibri" w:cs="Calibri"/>
+                <w:color w:val="000000"/>
+                <w:lang w:val="uk-UA"/>
+              </w:rPr>
+            </w:pPr>
+            <w:r>
+              <w:rPr>
+                <w:rFonts w:ascii="Calibri" w:hAnsi="Calibri" w:cs="Calibri"/>
+                <w:color w:val="000000"/>
+                <w:lang w:val="uk-UA"/>
+              </w:rPr>
+              <w:t>80317,976</w:t>
+            </w:r>
+          </w:p>
+        </w:tc>
+      </w:tr>
+      <w:tr>
+        <w:trPr>
+          <w:jc w:val="center"/>
+        </w:trPr>
+        <w:tc>
+          <w:tcPr>
+            <w:tcW w:w="1272" w:type="dxa"/>
+            <w:vAlign w:val="bottom"/>
+          </w:tcPr>
+          <w:p>
+            <w:pPr>
+              <w:rPr>
+                <w:rFonts w:ascii="Times New Roman" w:hAnsi="Times New Roman" w:cs="Times New Roman"/>
+                <w:color w:val="000000"/>
+                <w:sz w:val="24"/>
+                <w:szCs w:val="24"/>
+                <w:lang w:val="uk-UA"/>
+              </w:rPr>
+            </w:pPr>
+            <w:proofErr w:type="spellStart"/>
+            <w:r>
+              <w:rPr>
+                <w:rFonts w:ascii="Times New Roman" w:hAnsi="Times New Roman" w:cs="Times New Roman"/>
+                <w:color w:val="000000"/>
+                <w:sz w:val="24"/>
+                <w:szCs w:val="24"/>
+                <w:lang w:val="uk-UA"/>
+              </w:rPr>
+              <w:t>cpu</w:t>
+            </w:r>
+            <w:proofErr w:type="spellEnd"/>
+          </w:p>
+        </w:tc>
+        <w:tc>
+          <w:tcPr>
+            <w:tcW w:w="1417" w:type="dxa"/>
+            <w:vAlign w:val="bottom"/>
+          </w:tcPr>
+          <w:p>
+            <w:pPr>
+              <w:rPr>
+                <w:rFonts w:ascii="Times New Roman" w:hAnsi="Times New Roman" w:cs="Times New Roman"/>
+                <w:color w:val="000000"/>
+                <w:sz w:val="24"/>
+                <w:szCs w:val="24"/>
+                <w:lang w:val="uk-UA"/>
+              </w:rPr>
+            </w:pPr>
+            <w:r>
+              <w:rPr>
+                <w:rFonts w:ascii="Times New Roman" w:hAnsi="Times New Roman" w:cs="Times New Roman"/>
+                <w:color w:val="000000"/>
+                <w:sz w:val="24"/>
+                <w:szCs w:val="24"/>
+                <w:lang w:val="uk-UA"/>
+              </w:rPr>
+              <w:t>1280 x 720</w:t>
+            </w:r>
+          </w:p>
+        </w:tc>
+        <w:tc>
+          <w:tcPr>
+            <w:tcW w:w="1083" w:type="dxa"/>
+            <w:vAlign w:val="bottom"/>
+          </w:tcPr>
+          <w:p>
+            <w:pPr>
+              <w:jc w:val="right"/>
+              <w:rPr>
+                <w:rFonts w:ascii="Times New Roman" w:hAnsi="Times New Roman" w:cs="Times New Roman"/>
+                <w:color w:val="000000"/>
+                <w:sz w:val="24"/>
+                <w:szCs w:val="24"/>
+                <w:lang w:val="uk-UA"/>
+              </w:rPr>
+            </w:pPr>
+            <w:r>
+              <w:rPr>
+                <w:rFonts w:ascii="Times New Roman" w:hAnsi="Times New Roman" w:cs="Times New Roman"/>
+                <w:color w:val="000000"/>
+                <w:sz w:val="24"/>
+                <w:szCs w:val="24"/>
+                <w:lang w:val="uk-UA"/>
+              </w:rPr>
+              <w:t>15,6</w:t>
+            </w:r>
+          </w:p>
+        </w:tc>
+        <w:tc>
+          <w:tcPr>
+            <w:tcW w:w="1177" w:type="dxa"/>
+            <w:vAlign w:val="bottom"/>
+          </w:tcPr>
+          <w:p>
+            <w:pPr>
+              <w:jc w:val="right"/>
+              <w:rPr>
+                <w:rFonts w:ascii="Times New Roman" w:hAnsi="Times New Roman" w:cs="Times New Roman"/>
+                <w:color w:val="000000"/>
+                <w:sz w:val="24"/>
+                <w:szCs w:val="24"/>
+                <w:lang w:val="uk-UA"/>
+              </w:rPr>
+            </w:pPr>
+            <w:r>
+              <w:rPr>
+                <w:rFonts w:ascii="Times New Roman" w:hAnsi="Times New Roman" w:cs="Times New Roman"/>
+                <w:color w:val="000000"/>
+                <w:sz w:val="24"/>
+                <w:szCs w:val="24"/>
+                <w:lang w:val="uk-UA"/>
+              </w:rPr>
+              <w:t>0</w:t>
+            </w:r>
+          </w:p>
+        </w:tc>
+        <w:tc>
+          <w:tcPr>
+            <w:tcW w:w="1471" w:type="dxa"/>
+          </w:tcPr>
+          <w:p>
+            <w:pPr>
+              <w:spacing w:line="360" w:lineRule="auto"/>
+              <w:jc w:val="center"/>
+              <w:rPr>
+                <w:rFonts w:ascii="Times New Roman" w:hAnsi="Times New Roman" w:cs="Times New Roman"/>
+                <w:sz w:val="24"/>
+                <w:szCs w:val="24"/>
+                <w:lang w:val="uk-UA"/>
+              </w:rPr>
+            </w:pPr>
+            <w:r>
+              <w:rPr>
+                <w:rFonts w:ascii="Times New Roman" w:hAnsi="Times New Roman" w:cs="Times New Roman"/>
+                <w:sz w:val="24"/>
+                <w:szCs w:val="24"/>
+                <w:lang w:val="uk-UA"/>
+              </w:rPr>
+              <w:t>3</w:t>
+            </w:r>
+          </w:p>
+        </w:tc>
+        <w:tc>
+          <w:tcPr>
+            <w:tcW w:w="0" w:type="auto"/>
+          </w:tcPr>
+          <w:p>
+            <w:pPr>
+              <w:spacing w:line="360" w:lineRule="auto"/>
+              <w:jc w:val="center"/>
+              <w:rPr>
+                <w:rFonts w:ascii="Times New Roman" w:hAnsi="Times New Roman" w:cs="Times New Roman"/>
+                <w:sz w:val="24"/>
+                <w:szCs w:val="24"/>
+                <w:lang w:val="uk-UA"/>
+              </w:rPr>
+            </w:pPr>
+            <w:r>
+              <w:rPr>
+                <w:rFonts w:ascii="Times New Roman" w:hAnsi="Times New Roman" w:cs="Times New Roman"/>
+                <w:sz w:val="24"/>
+                <w:szCs w:val="24"/>
+                <w:lang w:val="uk-UA"/>
+              </w:rPr>
+              <w:t>Миша + клавіатура</w:t>
+            </w:r>
+          </w:p>
+        </w:tc>
+        <w:tc>
+          <w:tcPr>
+            <w:tcW w:w="1745" w:type="dxa"/>
+            <w:vAlign w:val="bottom"/>
+          </w:tcPr>
+          <w:p>
+            <w:pPr>
+              <w:jc w:val="right"/>
+              <w:rPr>
+                <w:rFonts w:ascii="Calibri" w:hAnsi="Calibri" w:cs="Calibri"/>
+                <w:color w:val="000000"/>
+                <w:lang w:val="uk-UA"/>
+              </w:rPr>
+            </w:pPr>
+            <w:r>
+              <w:rPr>
+                <w:rFonts w:ascii="Calibri" w:hAnsi="Calibri" w:cs="Calibri"/>
+                <w:color w:val="000000"/>
+                <w:lang w:val="uk-UA"/>
+              </w:rPr>
+              <w:t>13401,183</w:t>
+            </w:r>
+          </w:p>
+        </w:tc>
+      </w:tr>
+      <w:tr>
+        <w:trPr>
+          <w:jc w:val="center"/>
+        </w:trPr>
+        <w:tc>
+          <w:tcPr>
+            <w:tcW w:w="1272" w:type="dxa"/>
+            <w:vAlign w:val="bottom"/>
+          </w:tcPr>
+          <w:p>
+            <w:pPr>
+              <w:rPr>
+                <w:rFonts w:ascii="Times New Roman" w:hAnsi="Times New Roman" w:cs="Times New Roman"/>
+                <w:color w:val="000000"/>
+                <w:sz w:val="24"/>
+                <w:szCs w:val="24"/>
+                <w:lang w:val="uk-UA"/>
+              </w:rPr>
+            </w:pPr>
+            <w:proofErr w:type="spellStart"/>
+            <w:r>
+              <w:rPr>
+                <w:rFonts w:ascii="Times New Roman" w:hAnsi="Times New Roman" w:cs="Times New Roman"/>
+                <w:color w:val="000000"/>
+                <w:sz w:val="24"/>
+                <w:szCs w:val="24"/>
+                <w:lang w:val="uk-UA"/>
+              </w:rPr>
+              <w:t>cpu</w:t>
+            </w:r>
+            <w:proofErr w:type="spellEnd"/>
+          </w:p>
+        </w:tc>
+        <w:tc>
+          <w:tcPr>
+            <w:tcW w:w="1417" w:type="dxa"/>
+            <w:vAlign w:val="bottom"/>
+          </w:tcPr>
+          <w:p>
+            <w:pPr>
+              <w:rPr>
+                <w:rFonts w:ascii="Times New Roman" w:hAnsi="Times New Roman" w:cs="Times New Roman"/>
+                <w:color w:val="000000"/>
+                <w:sz w:val="24"/>
+                <w:szCs w:val="24"/>
+                <w:lang w:val="uk-UA"/>
+              </w:rPr>
+            </w:pPr>
+            <w:r>
+              <w:rPr>
+                <w:rFonts w:ascii="Times New Roman" w:hAnsi="Times New Roman" w:cs="Times New Roman"/>
+                <w:color w:val="000000"/>
+                <w:sz w:val="24"/>
+                <w:szCs w:val="24"/>
+                <w:lang w:val="uk-UA"/>
+              </w:rPr>
+              <w:t>320 x 180</w:t>
+            </w:r>
+          </w:p>
+        </w:tc>
+        <w:tc>
+          <w:tcPr>
+            <w:tcW w:w="1083" w:type="dxa"/>
+            <w:vAlign w:val="bottom"/>
+          </w:tcPr>
+          <w:p>
+            <w:pPr>
+              <w:jc w:val="right"/>
+              <w:rPr>
+                <w:rFonts w:ascii="Times New Roman" w:hAnsi="Times New Roman" w:cs="Times New Roman"/>
+                <w:color w:val="000000"/>
+                <w:sz w:val="24"/>
+                <w:szCs w:val="24"/>
+                <w:lang w:val="uk-UA"/>
+              </w:rPr>
+            </w:pPr>
+            <w:r>
+              <w:rPr>
+                <w:rFonts w:ascii="Times New Roman" w:hAnsi="Times New Roman" w:cs="Times New Roman"/>
+                <w:color w:val="000000"/>
+                <w:sz w:val="24"/>
+                <w:szCs w:val="24"/>
+                <w:lang w:val="uk-UA"/>
+              </w:rPr>
+              <w:t>22,2</w:t>
+            </w:r>
+          </w:p>
+        </w:tc>
+        <w:tc>
+          <w:tcPr>
+            <w:tcW w:w="1177" w:type="dxa"/>
+            <w:vAlign w:val="bottom"/>
+          </w:tcPr>
+          <w:p>
+            <w:pPr>
+              <w:jc w:val="right"/>
+              <w:rPr>
+                <w:rFonts w:ascii="Times New Roman" w:hAnsi="Times New Roman" w:cs="Times New Roman"/>
+                <w:color w:val="000000"/>
+                <w:sz w:val="24"/>
+                <w:szCs w:val="24"/>
+                <w:lang w:val="uk-UA"/>
+              </w:rPr>
+            </w:pPr>
+            <w:r>
+              <w:rPr>
+                <w:rFonts w:ascii="Times New Roman" w:hAnsi="Times New Roman" w:cs="Times New Roman"/>
+                <w:color w:val="000000"/>
+                <w:sz w:val="24"/>
+                <w:szCs w:val="24"/>
+                <w:lang w:val="uk-UA"/>
+              </w:rPr>
+              <w:t>5</w:t>
+            </w:r>
+          </w:p>
+        </w:tc>
+        <w:tc>
+          <w:tcPr>
+            <w:tcW w:w="1471" w:type="dxa"/>
+          </w:tcPr>
+          <w:p>
+            <w:pPr>
+              <w:spacing w:line="360" w:lineRule="auto"/>
+              <w:jc w:val="center"/>
+              <w:rPr>
+                <w:rFonts w:ascii="Times New Roman" w:hAnsi="Times New Roman" w:cs="Times New Roman"/>
+                <w:sz w:val="24"/>
+                <w:szCs w:val="24"/>
+                <w:lang w:val="uk-UA"/>
+              </w:rPr>
+            </w:pPr>
+            <w:r>
+              <w:rPr>
+                <w:rFonts w:ascii="Times New Roman" w:hAnsi="Times New Roman" w:cs="Times New Roman"/>
+                <w:sz w:val="24"/>
+                <w:szCs w:val="24"/>
+                <w:lang w:val="uk-UA"/>
+              </w:rPr>
+              <w:t>2</w:t>
+            </w:r>
+          </w:p>
+        </w:tc>
+        <w:tc>
+          <w:tcPr>
+            <w:tcW w:w="0" w:type="auto"/>
+          </w:tcPr>
+          <w:p>
+            <w:pPr>
+              <w:spacing w:line="360" w:lineRule="auto"/>
+              <w:jc w:val="center"/>
+              <w:rPr>
+                <w:rFonts w:ascii="Times New Roman" w:hAnsi="Times New Roman" w:cs="Times New Roman"/>
+                <w:sz w:val="24"/>
+                <w:szCs w:val="24"/>
+                <w:lang w:val="uk-UA"/>
+              </w:rPr>
+            </w:pPr>
+            <w:r>
+              <w:rPr>
+                <w:rFonts w:ascii="Times New Roman" w:hAnsi="Times New Roman" w:cs="Times New Roman"/>
+                <w:sz w:val="24"/>
+                <w:szCs w:val="24"/>
+                <w:lang w:val="uk-UA"/>
+              </w:rPr>
+              <w:t>Жести</w:t>
+            </w:r>
+          </w:p>
+        </w:tc>
+        <w:tc>
+          <w:tcPr>
+            <w:tcW w:w="1745" w:type="dxa"/>
+            <w:vAlign w:val="bottom"/>
+          </w:tcPr>
+          <w:p>
+            <w:pPr>
+              <w:jc w:val="right"/>
+              <w:rPr>
+                <w:rFonts w:ascii="Calibri" w:hAnsi="Calibri" w:cs="Calibri"/>
+                <w:color w:val="000000"/>
+                <w:lang w:val="uk-UA"/>
+              </w:rPr>
+            </w:pPr>
+            <w:r>
+              <w:rPr>
+                <w:rFonts w:ascii="Calibri" w:hAnsi="Calibri" w:cs="Calibri"/>
+                <w:color w:val="000000"/>
+                <w:lang w:val="uk-UA"/>
+              </w:rPr>
+              <w:t>80433,011</w:t>
+            </w:r>
+          </w:p>
+        </w:tc>
+      </w:tr>
+      <w:tr>
+        <w:trPr>
+          <w:jc w:val="center"/>
+        </w:trPr>
+        <w:tc>
+          <w:tcPr>
+            <w:tcW w:w="1272" w:type="dxa"/>
+            <w:vAlign w:val="bottom"/>
+          </w:tcPr>
+          <w:p>
+            <w:pPr>
+              <w:rPr>
+                <w:rFonts w:ascii="Times New Roman" w:hAnsi="Times New Roman" w:cs="Times New Roman"/>
+                <w:color w:val="000000"/>
+                <w:sz w:val="24"/>
+                <w:szCs w:val="24"/>
+                <w:lang w:val="uk-UA"/>
+              </w:rPr>
+            </w:pPr>
+            <w:proofErr w:type="spellStart"/>
+            <w:r>
+              <w:rPr>
+                <w:rFonts w:ascii="Times New Roman" w:hAnsi="Times New Roman" w:cs="Times New Roman"/>
+                <w:color w:val="000000"/>
+                <w:sz w:val="24"/>
+                <w:szCs w:val="24"/>
+                <w:lang w:val="uk-UA"/>
+              </w:rPr>
+              <w:t>cpu</w:t>
+            </w:r>
+            <w:proofErr w:type="spellEnd"/>
+          </w:p>
+        </w:tc>
+        <w:tc>
+          <w:tcPr>
+            <w:tcW w:w="1417" w:type="dxa"/>
+            <w:vAlign w:val="bottom"/>
+          </w:tcPr>
+          <w:p>
+            <w:pPr>
+              <w:rPr>
+                <w:rFonts w:ascii="Times New Roman" w:hAnsi="Times New Roman" w:cs="Times New Roman"/>
+                <w:color w:val="000000"/>
+                <w:sz w:val="24"/>
+                <w:szCs w:val="24"/>
+                <w:lang w:val="uk-UA"/>
+              </w:rPr>
+            </w:pPr>
+            <w:r>
+              <w:rPr>
+                <w:rFonts w:ascii="Times New Roman" w:hAnsi="Times New Roman" w:cs="Times New Roman"/>
+                <w:color w:val="000000"/>
+                <w:sz w:val="24"/>
+                <w:szCs w:val="24"/>
+                <w:lang w:val="uk-UA"/>
+              </w:rPr>
+              <w:t xml:space="preserve">1920 x 1080 </w:t>
+            </w:r>
+          </w:p>
+        </w:tc>
+        <w:tc>
+          <w:tcPr>
+            <w:tcW w:w="1083" w:type="dxa"/>
+            <w:vAlign w:val="bottom"/>
+          </w:tcPr>
+          <w:p>
+            <w:pPr>
+              <w:jc w:val="right"/>
+              <w:rPr>
+                <w:rFonts w:ascii="Times New Roman" w:hAnsi="Times New Roman" w:cs="Times New Roman"/>
+                <w:color w:val="000000"/>
+                <w:sz w:val="24"/>
+                <w:szCs w:val="24"/>
+                <w:lang w:val="uk-UA"/>
+              </w:rPr>
+            </w:pPr>
+            <w:r>
+              <w:rPr>
+                <w:rFonts w:ascii="Times New Roman" w:hAnsi="Times New Roman" w:cs="Times New Roman"/>
+                <w:color w:val="000000"/>
+                <w:sz w:val="24"/>
+                <w:szCs w:val="24"/>
+                <w:lang w:val="uk-UA"/>
+              </w:rPr>
+              <w:t>14,3</w:t>
+            </w:r>
+          </w:p>
+        </w:tc>
+        <w:tc>
+          <w:tcPr>
+            <w:tcW w:w="1177" w:type="dxa"/>
+            <w:vAlign w:val="bottom"/>
+          </w:tcPr>
+          <w:p>
+            <w:pPr>
+              <w:jc w:val="right"/>
+              <w:rPr>
+                <w:rFonts w:ascii="Times New Roman" w:hAnsi="Times New Roman" w:cs="Times New Roman"/>
+                <w:color w:val="000000"/>
+                <w:sz w:val="24"/>
+                <w:szCs w:val="24"/>
+                <w:lang w:val="uk-UA"/>
+              </w:rPr>
+            </w:pPr>
+            <w:r>
+              <w:rPr>
+                <w:rFonts w:ascii="Times New Roman" w:hAnsi="Times New Roman" w:cs="Times New Roman"/>
+                <w:color w:val="000000"/>
+                <w:sz w:val="24"/>
+                <w:szCs w:val="24"/>
+                <w:lang w:val="uk-UA"/>
+              </w:rPr>
+              <w:t>2</w:t>
+            </w:r>
+          </w:p>
+        </w:tc>
+        <w:tc>
+          <w:tcPr>
+            <w:tcW w:w="1471" w:type="dxa"/>
+          </w:tcPr>
+          <w:p>
+            <w:pPr>
+              <w:spacing w:line="360" w:lineRule="auto"/>
+              <w:jc w:val="center"/>
+              <w:rPr>
+                <w:rFonts w:ascii="Times New Roman" w:hAnsi="Times New Roman" w:cs="Times New Roman"/>
+                <w:sz w:val="24"/>
+                <w:szCs w:val="24"/>
+                <w:lang w:val="uk-UA"/>
+              </w:rPr>
+            </w:pPr>
+            <w:r>
+              <w:rPr>
+                <w:rFonts w:ascii="Times New Roman" w:hAnsi="Times New Roman" w:cs="Times New Roman"/>
+                <w:sz w:val="24"/>
+                <w:szCs w:val="24"/>
+                <w:lang w:val="uk-UA"/>
+              </w:rPr>
+              <w:t>2</w:t>
+            </w:r>
+          </w:p>
+        </w:tc>
+        <w:tc>
+          <w:tcPr>
+            <w:tcW w:w="0" w:type="auto"/>
+          </w:tcPr>
+          <w:p>
+            <w:pPr>
+              <w:spacing w:line="360" w:lineRule="auto"/>
+              <w:jc w:val="center"/>
+              <w:rPr>
+                <w:rFonts w:ascii="Times New Roman" w:hAnsi="Times New Roman" w:cs="Times New Roman"/>
+                <w:sz w:val="24"/>
+                <w:szCs w:val="24"/>
+                <w:lang w:val="uk-UA"/>
+              </w:rPr>
+            </w:pPr>
+            <w:r>
+              <w:rPr>
+                <w:rFonts w:ascii="Times New Roman" w:hAnsi="Times New Roman" w:cs="Times New Roman"/>
+                <w:sz w:val="24"/>
+                <w:szCs w:val="24"/>
+                <w:lang w:val="uk-UA"/>
+              </w:rPr>
+              <w:t>Жести</w:t>
+            </w:r>
+          </w:p>
+        </w:tc>
+        <w:tc>
+          <w:tcPr>
+            <w:tcW w:w="1745" w:type="dxa"/>
+            <w:vAlign w:val="bottom"/>
+          </w:tcPr>
+          <w:p>
+            <w:pPr>
+              <w:jc w:val="right"/>
+              <w:rPr>
+                <w:rFonts w:ascii="Calibri" w:hAnsi="Calibri" w:cs="Calibri"/>
+                <w:color w:val="000000"/>
+                <w:lang w:val="uk-UA"/>
+              </w:rPr>
+            </w:pPr>
+            <w:r>
+              <w:rPr>
+                <w:rFonts w:ascii="Calibri" w:hAnsi="Calibri" w:cs="Calibri"/>
+                <w:color w:val="000000"/>
+                <w:lang w:val="uk-UA"/>
+              </w:rPr>
+              <w:t>59379,759</w:t>
+            </w:r>
+          </w:p>
+        </w:tc>
+      </w:tr>
+      <w:tr>
+        <w:trPr>
+          <w:jc w:val="center"/>
+        </w:trPr>
+        <w:tc>
+          <w:tcPr>
+            <w:tcW w:w="1272" w:type="dxa"/>
+            <w:vAlign w:val="bottom"/>
+          </w:tcPr>
+          <w:p>
+            <w:pPr>
+              <w:rPr>
+                <w:rFonts w:ascii="Times New Roman" w:hAnsi="Times New Roman" w:cs="Times New Roman"/>
+                <w:color w:val="000000"/>
+                <w:sz w:val="24"/>
+                <w:szCs w:val="24"/>
+                <w:lang w:val="uk-UA"/>
+              </w:rPr>
+            </w:pPr>
+            <w:proofErr w:type="spellStart"/>
+            <w:r>
+              <w:rPr>
+                <w:rFonts w:ascii="Times New Roman" w:hAnsi="Times New Roman" w:cs="Times New Roman"/>
+                <w:color w:val="000000"/>
+                <w:sz w:val="24"/>
+                <w:szCs w:val="24"/>
+                <w:lang w:val="uk-UA"/>
+              </w:rPr>
+              <w:t>cpu</w:t>
+            </w:r>
+            <w:proofErr w:type="spellEnd"/>
+          </w:p>
+        </w:tc>
+        <w:tc>
+          <w:tcPr>
+            <w:tcW w:w="1417" w:type="dxa"/>
+            <w:vAlign w:val="bottom"/>
+          </w:tcPr>
+          <w:p>
+            <w:pPr>
+              <w:rPr>
+                <w:rFonts w:ascii="Times New Roman" w:hAnsi="Times New Roman" w:cs="Times New Roman"/>
+                <w:color w:val="000000"/>
+                <w:sz w:val="24"/>
+                <w:szCs w:val="24"/>
+                <w:lang w:val="uk-UA"/>
+              </w:rPr>
+            </w:pPr>
+            <w:r>
+              <w:rPr>
+                <w:rFonts w:ascii="Times New Roman" w:hAnsi="Times New Roman" w:cs="Times New Roman"/>
+                <w:color w:val="000000"/>
+                <w:sz w:val="24"/>
+                <w:szCs w:val="24"/>
+                <w:lang w:val="uk-UA"/>
+              </w:rPr>
+              <w:t xml:space="preserve">1920 x 1080 </w:t>
+            </w:r>
+          </w:p>
+        </w:tc>
+        <w:tc>
+          <w:tcPr>
+            <w:tcW w:w="1083" w:type="dxa"/>
+            <w:vAlign w:val="bottom"/>
+          </w:tcPr>
+          <w:p>
+            <w:pPr>
+              <w:jc w:val="right"/>
+              <w:rPr>
+                <w:rFonts w:ascii="Times New Roman" w:hAnsi="Times New Roman" w:cs="Times New Roman"/>
+                <w:color w:val="000000"/>
+                <w:sz w:val="24"/>
+                <w:szCs w:val="24"/>
+                <w:lang w:val="uk-UA"/>
+              </w:rPr>
+            </w:pPr>
+            <w:r>
+              <w:rPr>
+                <w:rFonts w:ascii="Times New Roman" w:hAnsi="Times New Roman" w:cs="Times New Roman"/>
+                <w:color w:val="000000"/>
+                <w:sz w:val="24"/>
+                <w:szCs w:val="24"/>
+                <w:lang w:val="uk-UA"/>
+              </w:rPr>
+              <w:t>14,3</w:t>
+            </w:r>
+          </w:p>
+        </w:tc>
+        <w:tc>
+          <w:tcPr>
+            <w:tcW w:w="1177" w:type="dxa"/>
+            <w:vAlign w:val="bottom"/>
+          </w:tcPr>
+          <w:p>
+            <w:pPr>
+              <w:jc w:val="right"/>
+              <w:rPr>
+                <w:rFonts w:ascii="Times New Roman" w:hAnsi="Times New Roman" w:cs="Times New Roman"/>
+                <w:color w:val="000000"/>
+                <w:sz w:val="24"/>
+                <w:szCs w:val="24"/>
+                <w:lang w:val="uk-UA"/>
+              </w:rPr>
+            </w:pPr>
+            <w:r>
+              <w:rPr>
+                <w:rFonts w:ascii="Times New Roman" w:hAnsi="Times New Roman" w:cs="Times New Roman"/>
+                <w:color w:val="000000"/>
+                <w:sz w:val="24"/>
+                <w:szCs w:val="24"/>
+                <w:lang w:val="uk-UA"/>
+              </w:rPr>
+              <w:t>6</w:t>
+            </w:r>
+          </w:p>
+        </w:tc>
+        <w:tc>
+          <w:tcPr>
+            <w:tcW w:w="1471" w:type="dxa"/>
+          </w:tcPr>
+          <w:p>
+            <w:pPr>
+              <w:spacing w:line="360" w:lineRule="auto"/>
+              <w:jc w:val="center"/>
+              <w:rPr>
+                <w:rFonts w:ascii="Times New Roman" w:hAnsi="Times New Roman" w:cs="Times New Roman"/>
+                <w:sz w:val="24"/>
+                <w:szCs w:val="24"/>
+                <w:lang w:val="uk-UA"/>
+              </w:rPr>
+            </w:pPr>
+            <w:r>
+              <w:rPr>
+                <w:rFonts w:ascii="Times New Roman" w:hAnsi="Times New Roman" w:cs="Times New Roman"/>
+                <w:sz w:val="24"/>
+                <w:szCs w:val="24"/>
+                <w:lang w:val="uk-UA"/>
+              </w:rPr>
+              <w:t>3</w:t>
+            </w:r>
+          </w:p>
+        </w:tc>
+        <w:tc>
+          <w:tcPr>
+            <w:tcW w:w="0" w:type="auto"/>
+          </w:tcPr>
+          <w:p>
+            <w:pPr>
+              <w:spacing w:line="360" w:lineRule="auto"/>
+              <w:jc w:val="center"/>
+              <w:rPr>
+                <w:rFonts w:ascii="Times New Roman" w:hAnsi="Times New Roman" w:cs="Times New Roman"/>
+                <w:sz w:val="24"/>
+                <w:szCs w:val="24"/>
+                <w:lang w:val="uk-UA"/>
+              </w:rPr>
+            </w:pPr>
+            <w:r>
+              <w:rPr>
+                <w:rFonts w:ascii="Times New Roman" w:hAnsi="Times New Roman" w:cs="Times New Roman"/>
+                <w:sz w:val="24"/>
+                <w:szCs w:val="24"/>
+                <w:lang w:val="uk-UA"/>
+              </w:rPr>
+              <w:t>Жести</w:t>
+            </w:r>
+          </w:p>
+        </w:tc>
+        <w:tc>
+          <w:tcPr>
+            <w:tcW w:w="1745" w:type="dxa"/>
+            <w:vAlign w:val="bottom"/>
+          </w:tcPr>
+          <w:p>
+            <w:pPr>
+              <w:jc w:val="right"/>
+              <w:rPr>
+                <w:rFonts w:ascii="Calibri" w:hAnsi="Calibri" w:cs="Calibri"/>
+                <w:color w:val="000000"/>
+                <w:lang w:val="uk-UA"/>
+              </w:rPr>
+            </w:pPr>
+            <w:r>
+              <w:rPr>
+                <w:rFonts w:ascii="Calibri" w:hAnsi="Calibri" w:cs="Calibri"/>
+                <w:color w:val="000000"/>
+                <w:lang w:val="uk-UA"/>
+              </w:rPr>
+              <w:t>58862,586</w:t>
+            </w:r>
+          </w:p>
+        </w:tc>
+      </w:tr>
+    </w:tbl>
+    <w:p>
+      <w:pPr>
+        <w:pStyle w:val="a3"/>
+        <w:spacing w:before="0" w:beforeAutospacing="0" w:after="0" w:afterAutospacing="0" w:line="360" w:lineRule="auto"/>
+        <w:ind w:firstLine="426"/>
+        <w:jc w:val="both"/>
+        <w:rPr>
+          <w:rFonts w:eastAsiaTheme="minorHAnsi"/>
+          <w:sz w:val="28"/>
+          <w:szCs w:val="28"/>
+          <w:lang w:val="uk-UA"/>
+        </w:rPr>
+      </w:pPr>
+    </w:p>
+    <w:p>
+      <w:pPr>
+        <w:pStyle w:val="a3"/>
+        <w:spacing w:before="0" w:beforeAutospacing="0" w:after="0" w:afterAutospacing="0" w:line="360" w:lineRule="auto"/>
+        <w:ind w:firstLine="426"/>
+        <w:jc w:val="center"/>
+        <w:rPr>
+          <w:sz w:val="28"/>
+          <w:szCs w:val="28"/>
+          <w:lang w:val="uk-UA"/>
+        </w:rPr>
+      </w:pPr>
+    </w:p>
+    <w:p>
+      <w:pPr>
+        <w:pStyle w:val="a3"/>
+        <w:numPr>
+          <w:ilvl w:val="0"/>
+          <w:numId w:val="11"/>
+        </w:numPr>
+        <w:spacing w:before="0" w:beforeAutospacing="0" w:after="0" w:afterAutospacing="0" w:line="360" w:lineRule="auto"/>
+        <w:ind w:left="0" w:firstLine="426"/>
+        <w:jc w:val="center"/>
+        <w:rPr>
+          <w:b/>
+          <w:sz w:val="28"/>
+          <w:szCs w:val="28"/>
+          <w:lang w:val="uk-UA"/>
+        </w:rPr>
+      </w:pPr>
+      <w:r>
+        <w:rPr>
+          <w:b/>
+          <w:sz w:val="28"/>
+          <w:szCs w:val="28"/>
+          <w:lang w:val="uk-UA"/>
+        </w:rPr>
+        <w:t>АНАЛІЗ РОБОТИ</w:t>
+      </w:r>
+    </w:p>
+    <w:p>
+      <w:pPr>
+        <w:pStyle w:val="a3"/>
+        <w:spacing w:before="0" w:beforeAutospacing="0" w:after="0" w:afterAutospacing="0" w:line="360" w:lineRule="auto"/>
+        <w:ind w:firstLine="426"/>
+        <w:jc w:val="both"/>
+        <w:rPr>
+          <w:sz w:val="28"/>
+          <w:szCs w:val="28"/>
+          <w:lang w:val="uk-UA"/>
+        </w:rPr>
+      </w:pPr>
+      <w:r>
+        <w:rPr>
+          <w:sz w:val="28"/>
+          <w:szCs w:val="28"/>
+          <w:lang w:val="uk-UA"/>
+        </w:rPr>
+        <w:t>У ході роботи було реалізовано та експериментально перевірено прототип системи керування комп’ютером за допомогою жестів рук, що підтримує послідовності жестів і підтвердження команд.</w:t>
+      </w:r>
+    </w:p>
+    <w:p>
+      <w:pPr>
+        <w:pStyle w:val="a3"/>
+        <w:spacing w:before="0" w:beforeAutospacing="0" w:after="0" w:afterAutospacing="0" w:line="360" w:lineRule="auto"/>
+        <w:ind w:firstLine="426"/>
+        <w:jc w:val="both"/>
+        <w:rPr>
+          <w:sz w:val="28"/>
+          <w:szCs w:val="28"/>
+          <w:lang w:val="uk-UA"/>
+        </w:rPr>
+      </w:pPr>
+      <w:r>
+        <w:rPr>
+          <w:sz w:val="28"/>
+          <w:szCs w:val="28"/>
+          <w:lang w:val="uk-UA"/>
+        </w:rPr>
+        <w:t>Попередні вимірювання показали, що при активації GPU-</w:t>
+      </w:r>
+      <w:proofErr w:type="spellStart"/>
+      <w:r>
+        <w:rPr>
+          <w:sz w:val="28"/>
+          <w:szCs w:val="28"/>
+          <w:lang w:val="uk-UA"/>
+        </w:rPr>
+        <w:t>бекенду</w:t>
+      </w:r>
+      <w:proofErr w:type="spellEnd"/>
+      <w:r>
+        <w:rPr>
+          <w:sz w:val="28"/>
+          <w:szCs w:val="28"/>
+          <w:lang w:val="uk-UA"/>
+        </w:rPr>
+        <w:t xml:space="preserve"> (ONNX </w:t>
+      </w:r>
+      <w:proofErr w:type="spellStart"/>
+      <w:r>
+        <w:rPr>
+          <w:sz w:val="28"/>
+          <w:szCs w:val="28"/>
+          <w:lang w:val="uk-UA"/>
+        </w:rPr>
+        <w:t>Runtime</w:t>
+      </w:r>
+      <w:proofErr w:type="spellEnd"/>
+      <w:r>
+        <w:rPr>
+          <w:sz w:val="28"/>
+          <w:szCs w:val="28"/>
+          <w:lang w:val="uk-UA"/>
+        </w:rPr>
+        <w:t xml:space="preserve"> з CUDA) система здатна працювати з прийнятною частотою кадрів та затримкою, однак у поточній реалізації прототип залишається нестабільним: періодично виникають проблеми із завантаженням моделей, коректною обробкою формату тензорів та узгодженістю роздільної здатності входу. Це не дозволило зібрати повноцінний масив статистичних даних для строгого кількісного порівняння CPU та GPU-режимів, але якісні спостереження підтверджують очікуваний напрямок: при коректній роботі GPU-шляху затримка від кадру до відправки </w:t>
+      </w:r>
+      <w:r>
+        <w:rPr>
+          <w:sz w:val="28"/>
+          <w:szCs w:val="28"/>
+          <w:lang w:val="uk-UA"/>
+        </w:rPr>
+        <w:t>гарячої клавіши</w:t>
+      </w:r>
+      <w:r>
+        <w:rPr>
+          <w:sz w:val="28"/>
+          <w:szCs w:val="28"/>
+          <w:lang w:val="uk-UA"/>
+        </w:rPr>
+        <w:t xml:space="preserve"> суб’єктивно сприймається як менша, а </w:t>
+      </w:r>
+      <w:proofErr w:type="spellStart"/>
+      <w:r>
+        <w:rPr>
+          <w:sz w:val="28"/>
+          <w:szCs w:val="28"/>
+          <w:lang w:val="uk-UA"/>
+        </w:rPr>
+        <w:t>відеопотік</w:t>
+      </w:r>
+      <w:proofErr w:type="spellEnd"/>
+      <w:r>
+        <w:rPr>
+          <w:sz w:val="28"/>
+          <w:szCs w:val="28"/>
+          <w:lang w:val="uk-UA"/>
+        </w:rPr>
+        <w:t xml:space="preserve"> </w:t>
+      </w:r>
+      <w:r>
+        <w:rPr>
+          <w:sz w:val="28"/>
+          <w:szCs w:val="28"/>
+          <w:lang w:val="uk-UA"/>
+        </w:rPr>
+        <w:t>–</w:t>
+      </w:r>
+      <w:r>
+        <w:rPr>
+          <w:sz w:val="28"/>
+          <w:szCs w:val="28"/>
+          <w:lang w:val="uk-UA"/>
+        </w:rPr>
+        <w:t xml:space="preserve"> </w:t>
+      </w:r>
+      <w:r>
+        <w:rPr>
+          <w:sz w:val="28"/>
+          <w:szCs w:val="28"/>
+          <w:lang w:val="uk-UA"/>
+        </w:rPr>
+        <w:t>більш плавним.</w:t>
+      </w:r>
+    </w:p>
+    <w:p>
+      <w:pPr>
+        <w:pStyle w:val="a3"/>
+        <w:spacing w:before="0" w:beforeAutospacing="0" w:after="0" w:afterAutospacing="0" w:line="360" w:lineRule="auto"/>
+        <w:ind w:firstLine="426"/>
+        <w:jc w:val="both"/>
+        <w:rPr>
+          <w:sz w:val="28"/>
+          <w:szCs w:val="28"/>
+          <w:lang w:val="uk-UA"/>
+        </w:rPr>
+      </w:pPr>
+      <w:r>
+        <w:rPr>
+          <w:sz w:val="28"/>
+          <w:szCs w:val="28"/>
+          <w:lang w:val="uk-UA"/>
+        </w:rPr>
+        <w:lastRenderedPageBreak/>
+        <w:t xml:space="preserve">Порівняння «жести проти </w:t>
+      </w:r>
+      <w:proofErr w:type="spellStart"/>
+      <w:r>
+        <w:rPr>
+          <w:sz w:val="28"/>
+          <w:szCs w:val="28"/>
+          <w:lang w:val="uk-UA"/>
+        </w:rPr>
+        <w:t>миші+клавіатури</w:t>
+      </w:r>
+      <w:proofErr w:type="spellEnd"/>
+      <w:r>
+        <w:rPr>
+          <w:sz w:val="28"/>
+          <w:szCs w:val="28"/>
+          <w:lang w:val="uk-UA"/>
+        </w:rPr>
+        <w:t xml:space="preserve">» показало, що у поточному стані система не є повноцінною заміною традиційним засобам введення. Для базових сценаріїв (перемикання вікон, прості комбінації </w:t>
+      </w:r>
+      <w:r>
+        <w:rPr>
+          <w:sz w:val="28"/>
+          <w:szCs w:val="28"/>
+          <w:lang w:val="uk-UA"/>
+        </w:rPr>
+        <w:t>гарячих клавіш</w:t>
+      </w:r>
+      <w:r>
+        <w:rPr>
+          <w:sz w:val="28"/>
+          <w:szCs w:val="28"/>
+          <w:lang w:val="uk-UA"/>
+        </w:rPr>
+        <w:t xml:space="preserve">) жести дозволяють виконати задачу, але зазвичай повільніше, ніж досвідчений користувач мишею та клавіатурою. Водночас система виявляється перспективною саме для специфічних режимів роботи, де дотик до поверхонь небажаний або фізично незручний: стерильні зони (медицина, операційні, </w:t>
+      </w:r>
+      <w:proofErr w:type="spellStart"/>
+      <w:r>
+        <w:rPr>
+          <w:sz w:val="28"/>
+          <w:szCs w:val="28"/>
+          <w:lang w:val="uk-UA"/>
+        </w:rPr>
+        <w:t>маніпуляційні</w:t>
+      </w:r>
+      <w:proofErr w:type="spellEnd"/>
+      <w:r>
+        <w:rPr>
+          <w:sz w:val="28"/>
+          <w:szCs w:val="28"/>
+          <w:lang w:val="uk-UA"/>
+        </w:rPr>
+        <w:t>), ха</w:t>
+      </w:r>
+      <w:r>
+        <w:rPr>
+          <w:sz w:val="28"/>
+          <w:szCs w:val="28"/>
+          <w:lang w:val="uk-UA"/>
+        </w:rPr>
+        <w:t xml:space="preserve">рчове виробництво, лабораторії, </w:t>
+      </w:r>
+      <w:r>
+        <w:rPr>
+          <w:sz w:val="28"/>
+          <w:szCs w:val="28"/>
+          <w:lang w:val="uk-UA"/>
+        </w:rPr>
+        <w:t>тощо. У таких умовах навіть повільніше, але «безконтактне» керування може бути виправданим.</w:t>
+      </w:r>
+    </w:p>
+    <w:p>
+      <w:pPr>
+        <w:pStyle w:val="a3"/>
+        <w:spacing w:before="0" w:beforeAutospacing="0" w:after="0" w:afterAutospacing="0" w:line="360" w:lineRule="auto"/>
+        <w:ind w:firstLine="426"/>
+        <w:jc w:val="both"/>
+        <w:rPr>
+          <w:sz w:val="28"/>
+          <w:szCs w:val="28"/>
+          <w:lang w:val="uk-UA"/>
+        </w:rPr>
+      </w:pPr>
+      <w:r>
+        <w:rPr>
+          <w:sz w:val="28"/>
+          <w:szCs w:val="28"/>
+          <w:lang w:val="uk-UA"/>
+        </w:rPr>
+        <w:t xml:space="preserve">Додатковий словник жестів і підтримка послідовностей дозволяють відображати на жести складніші команди й макроси (наприклад, послідовність дій у віконному менеджері чи запуск кількох програм поспіль). Експерименти з </w:t>
+      </w:r>
+      <w:proofErr w:type="spellStart"/>
+      <w:r>
+        <w:rPr>
+          <w:sz w:val="28"/>
+          <w:szCs w:val="28"/>
+          <w:lang w:val="uk-UA"/>
+        </w:rPr>
+        <w:t>бімануальним</w:t>
+      </w:r>
+      <w:proofErr w:type="spellEnd"/>
+      <w:r>
+        <w:rPr>
+          <w:sz w:val="28"/>
+          <w:szCs w:val="28"/>
+          <w:lang w:val="uk-UA"/>
+        </w:rPr>
+        <w:t xml:space="preserve"> підтвердженням показали, що така схема суттєво зменшує кількість хибних активацій, але збільшує час взаємодії: користувач змушений усвідомлено підтверджувати кожну «дорогу» команду другою рукою. З огляду на дослідницький статус </w:t>
+      </w:r>
+      <w:proofErr w:type="spellStart"/>
+      <w:r>
+        <w:rPr>
+          <w:sz w:val="28"/>
+          <w:szCs w:val="28"/>
+          <w:lang w:val="uk-UA"/>
+        </w:rPr>
+        <w:t>проєкту</w:t>
+      </w:r>
+      <w:proofErr w:type="spellEnd"/>
+      <w:r>
+        <w:rPr>
+          <w:sz w:val="28"/>
+          <w:szCs w:val="28"/>
+          <w:lang w:val="uk-UA"/>
+        </w:rPr>
+        <w:t>, це виглядає прийнятним компромісом між швидкістю та надійністю.</w:t>
+      </w:r>
+    </w:p>
+    <w:p>
+      <w:pPr>
+        <w:pStyle w:val="a3"/>
+        <w:spacing w:before="0" w:beforeAutospacing="0" w:after="0" w:afterAutospacing="0" w:line="360" w:lineRule="auto"/>
+        <w:ind w:firstLine="426"/>
+        <w:jc w:val="both"/>
+        <w:rPr>
+          <w:sz w:val="28"/>
+          <w:szCs w:val="28"/>
+          <w:lang w:val="uk-UA"/>
+        </w:rPr>
+      </w:pPr>
+      <w:r>
+        <w:rPr>
+          <w:sz w:val="28"/>
+          <w:szCs w:val="28"/>
+          <w:lang w:val="uk-UA"/>
+        </w:rPr>
+        <w:t xml:space="preserve">Окремо варто відзначити обмеження поточного підходу: система працює через емуляцію стандартних </w:t>
+      </w:r>
+      <w:r>
+        <w:rPr>
+          <w:sz w:val="28"/>
+          <w:szCs w:val="28"/>
+          <w:lang w:val="uk-UA"/>
+        </w:rPr>
+        <w:t>гарячих клавіш ОС</w:t>
+      </w:r>
+      <w:r>
+        <w:rPr>
+          <w:sz w:val="28"/>
+          <w:szCs w:val="28"/>
+          <w:lang w:val="uk-UA"/>
+        </w:rPr>
+        <w:t xml:space="preserve">, тобто поводиться як «розумний пульт до Windows», а не як повністю інтегрований інтерфейс. Це </w:t>
+      </w:r>
+      <w:r>
+        <w:rPr>
+          <w:sz w:val="28"/>
+          <w:szCs w:val="28"/>
+          <w:lang w:val="uk-UA"/>
+        </w:rPr>
+        <w:t>значно</w:t>
+      </w:r>
+      <w:r>
+        <w:rPr>
+          <w:sz w:val="28"/>
+          <w:szCs w:val="28"/>
+          <w:lang w:val="uk-UA"/>
+        </w:rPr>
+        <w:t xml:space="preserve"> обмежує гнучкість. Теоретично можливим є більш глибоке підключення до прикладних програм (через API, протоколи або внутрішні події), що дозволило б формувати </w:t>
+      </w:r>
+      <w:proofErr w:type="spellStart"/>
+      <w:r>
+        <w:rPr>
+          <w:sz w:val="28"/>
+          <w:szCs w:val="28"/>
+          <w:lang w:val="uk-UA"/>
+        </w:rPr>
+        <w:t>високорівневі</w:t>
+      </w:r>
+      <w:proofErr w:type="spellEnd"/>
+      <w:r>
+        <w:rPr>
+          <w:sz w:val="28"/>
+          <w:szCs w:val="28"/>
+          <w:lang w:val="uk-UA"/>
+        </w:rPr>
+        <w:t xml:space="preserve"> команди без проміжного перетворення в загальносистемні гарячі клавіші.</w:t>
+      </w:r>
+    </w:p>
+    <w:p>
+      <w:pPr>
         <w:pStyle w:val="a7"/>
         <w:spacing w:after="0" w:line="360" w:lineRule="auto"/>
         <w:ind w:left="0" w:firstLine="426"/>
@@ -12,20 +3386,9 @@
           <w:rFonts w:ascii="Times New Roman" w:hAnsi="Times New Roman" w:cs="Times New Roman"/>
           <w:sz w:val="28"/>
           <w:szCs w:val="28"/>
-        </w:rPr>
-      </w:pPr>
-      <w:r>
-        <w:rPr>
-          <w:rFonts w:ascii="Times New Roman" w:hAnsi="Times New Roman" w:cs="Times New Roman"/>
-          <w:b/>
-          <w:sz w:val="28"/>
-          <w:szCs w:val="28"/>
-          <w:lang w:val="uk-UA"/>
-        </w:rPr>
-        <w:tab/>
-      </w:r>
-      <w:bookmarkStart w:id="0" w:name="_GoBack"/>
-      <w:bookmarkEnd w:id="0"/>
+          <w:lang w:val="uk-UA"/>
+        </w:rPr>
+      </w:pPr>
     </w:p>
     <w:sectPr>
       <w:pgSz w:w="12240" w:h="15840"/>
@@ -40,6 +3403,544 @@
 <file path=word/numbering.xml><?xml version="1.0" encoding="utf-8"?>
 <w:numbering xmlns:wpc="http://schemas.microsoft.com/office/word/2010/wordprocessingCanvas" xmlns:cx="http://schemas.microsoft.com/office/drawing/2014/chartex" xmlns:mc="http://schemas.openxmlformats.org/markup-compatibility/2006" xmlns:o="urn:schemas-microsoft-com:office:office" xmlns:r="http://schemas.openxmlformats.org/officeDocument/2006/relationships" xmlns:m="http://schemas.openxmlformats.org/officeDocument/2006/math" xmlns:v="urn:schemas-microsoft-com:vml" xmlns:wp14="http://schemas.microsoft.com/office/word/2010/wordprocessingDrawing" xmlns:wp="http://schemas.openxmlformats.org/drawingml/2006/wordprocessingDrawing" xmlns:w10="urn:schemas-microsoft-com:office:word" xmlns:w="http://schemas.openxmlformats.org/wordprocessingml/2006/main" xmlns:w14="http://schemas.microsoft.com/office/word/2010/wordml" xmlns:w15="http://schemas.microsoft.com/office/word/2012/wordml" xmlns:w16se="http://schemas.microsoft.com/office/word/2015/wordml/symex" xmlns:wpg="http://schemas.microsoft.com/office/word/2010/wordprocessingGroup" xmlns:wpi="http://schemas.microsoft.com/office/word/2010/wordprocessingInk" xmlns:wne="http://schemas.microsoft.com/office/word/2006/wordml" xmlns:wps="http://schemas.microsoft.com/office/word/2010/wordprocessingShape" mc:Ignorable="w14 w15 w16se wp14">
   <w:abstractNum w:abstractNumId="0" w15:restartNumberingAfterBreak="0">
+    <w:nsid w:val="02AF3085"/>
+    <w:multiLevelType w:val="hybridMultilevel"/>
+    <w:tmpl w:val="A0F2F142"/>
+    <w:lvl w:ilvl="0" w:tplc="5D781C4E">
+      <w:start w:val="1"/>
+      <w:numFmt w:val="bullet"/>
+      <w:lvlText w:val=""/>
+      <w:lvlJc w:val="left"/>
+      <w:pPr>
+        <w:ind w:left="1146" w:hanging="360"/>
+      </w:pPr>
+      <w:rPr>
+        <w:rFonts w:ascii="Symbol" w:hAnsi="Symbol" w:hint="default"/>
+      </w:rPr>
+    </w:lvl>
+    <w:lvl w:ilvl="1" w:tplc="04090003" w:tentative="1">
+      <w:start w:val="1"/>
+      <w:numFmt w:val="bullet"/>
+      <w:lvlText w:val="o"/>
+      <w:lvlJc w:val="left"/>
+      <w:pPr>
+        <w:ind w:left="1866" w:hanging="360"/>
+      </w:pPr>
+      <w:rPr>
+        <w:rFonts w:ascii="Courier New" w:hAnsi="Courier New" w:cs="Courier New" w:hint="default"/>
+      </w:rPr>
+    </w:lvl>
+    <w:lvl w:ilvl="2" w:tplc="04090005" w:tentative="1">
+      <w:start w:val="1"/>
+      <w:numFmt w:val="bullet"/>
+      <w:lvlText w:val=""/>
+      <w:lvlJc w:val="left"/>
+      <w:pPr>
+        <w:ind w:left="2586" w:hanging="360"/>
+      </w:pPr>
+      <w:rPr>
+        <w:rFonts w:ascii="Wingdings" w:hAnsi="Wingdings" w:hint="default"/>
+      </w:rPr>
+    </w:lvl>
+    <w:lvl w:ilvl="3" w:tplc="04090001" w:tentative="1">
+      <w:start w:val="1"/>
+      <w:numFmt w:val="bullet"/>
+      <w:lvlText w:val=""/>
+      <w:lvlJc w:val="left"/>
+      <w:pPr>
+        <w:ind w:left="3306" w:hanging="360"/>
+      </w:pPr>
+      <w:rPr>
+        <w:rFonts w:ascii="Symbol" w:hAnsi="Symbol" w:hint="default"/>
+      </w:rPr>
+    </w:lvl>
+    <w:lvl w:ilvl="4" w:tplc="04090003" w:tentative="1">
+      <w:start w:val="1"/>
+      <w:numFmt w:val="bullet"/>
+      <w:lvlText w:val="o"/>
+      <w:lvlJc w:val="left"/>
+      <w:pPr>
+        <w:ind w:left="4026" w:hanging="360"/>
+      </w:pPr>
+      <w:rPr>
+        <w:rFonts w:ascii="Courier New" w:hAnsi="Courier New" w:cs="Courier New" w:hint="default"/>
+      </w:rPr>
+    </w:lvl>
+    <w:lvl w:ilvl="5" w:tplc="04090005" w:tentative="1">
+      <w:start w:val="1"/>
+      <w:numFmt w:val="bullet"/>
+      <w:lvlText w:val=""/>
+      <w:lvlJc w:val="left"/>
+      <w:pPr>
+        <w:ind w:left="4746" w:hanging="360"/>
+      </w:pPr>
+      <w:rPr>
+        <w:rFonts w:ascii="Wingdings" w:hAnsi="Wingdings" w:hint="default"/>
+      </w:rPr>
+    </w:lvl>
+    <w:lvl w:ilvl="6" w:tplc="04090001" w:tentative="1">
+      <w:start w:val="1"/>
+      <w:numFmt w:val="bullet"/>
+      <w:lvlText w:val=""/>
+      <w:lvlJc w:val="left"/>
+      <w:pPr>
+        <w:ind w:left="5466" w:hanging="360"/>
+      </w:pPr>
+      <w:rPr>
+        <w:rFonts w:ascii="Symbol" w:hAnsi="Symbol" w:hint="default"/>
+      </w:rPr>
+    </w:lvl>
+    <w:lvl w:ilvl="7" w:tplc="04090003" w:tentative="1">
+      <w:start w:val="1"/>
+      <w:numFmt w:val="bullet"/>
+      <w:lvlText w:val="o"/>
+      <w:lvlJc w:val="left"/>
+      <w:pPr>
+        <w:ind w:left="6186" w:hanging="360"/>
+      </w:pPr>
+      <w:rPr>
+        <w:rFonts w:ascii="Courier New" w:hAnsi="Courier New" w:cs="Courier New" w:hint="default"/>
+      </w:rPr>
+    </w:lvl>
+    <w:lvl w:ilvl="8" w:tplc="04090005" w:tentative="1">
+      <w:start w:val="1"/>
+      <w:numFmt w:val="bullet"/>
+      <w:lvlText w:val=""/>
+      <w:lvlJc w:val="left"/>
+      <w:pPr>
+        <w:ind w:left="6906" w:hanging="360"/>
+      </w:pPr>
+      <w:rPr>
+        <w:rFonts w:ascii="Wingdings" w:hAnsi="Wingdings" w:hint="default"/>
+      </w:rPr>
+    </w:lvl>
+  </w:abstractNum>
+  <w:abstractNum w:abstractNumId="1" w15:restartNumberingAfterBreak="0">
+    <w:nsid w:val="073E0E84"/>
+    <w:multiLevelType w:val="multilevel"/>
+    <w:tmpl w:val="FC2CB0C6"/>
+    <w:lvl w:ilvl="0">
+      <w:start w:val="2"/>
+      <w:numFmt w:val="decimal"/>
+      <w:lvlText w:val="%1."/>
+      <w:lvlJc w:val="left"/>
+      <w:pPr>
+        <w:tabs>
+          <w:tab w:val="num" w:pos="720"/>
+        </w:tabs>
+        <w:ind w:left="720" w:hanging="360"/>
+      </w:pPr>
+    </w:lvl>
+    <w:lvl w:ilvl="1" w:tentative="1">
+      <w:start w:val="1"/>
+      <w:numFmt w:val="decimal"/>
+      <w:lvlText w:val="%2."/>
+      <w:lvlJc w:val="left"/>
+      <w:pPr>
+        <w:tabs>
+          <w:tab w:val="num" w:pos="1440"/>
+        </w:tabs>
+        <w:ind w:left="1440" w:hanging="360"/>
+      </w:pPr>
+    </w:lvl>
+    <w:lvl w:ilvl="2" w:tentative="1">
+      <w:start w:val="1"/>
+      <w:numFmt w:val="decimal"/>
+      <w:lvlText w:val="%3."/>
+      <w:lvlJc w:val="left"/>
+      <w:pPr>
+        <w:tabs>
+          <w:tab w:val="num" w:pos="2160"/>
+        </w:tabs>
+        <w:ind w:left="2160" w:hanging="360"/>
+      </w:pPr>
+    </w:lvl>
+    <w:lvl w:ilvl="3" w:tentative="1">
+      <w:start w:val="1"/>
+      <w:numFmt w:val="decimal"/>
+      <w:lvlText w:val="%4."/>
+      <w:lvlJc w:val="left"/>
+      <w:pPr>
+        <w:tabs>
+          <w:tab w:val="num" w:pos="2880"/>
+        </w:tabs>
+        <w:ind w:left="2880" w:hanging="360"/>
+      </w:pPr>
+    </w:lvl>
+    <w:lvl w:ilvl="4" w:tentative="1">
+      <w:start w:val="1"/>
+      <w:numFmt w:val="decimal"/>
+      <w:lvlText w:val="%5."/>
+      <w:lvlJc w:val="left"/>
+      <w:pPr>
+        <w:tabs>
+          <w:tab w:val="num" w:pos="3600"/>
+        </w:tabs>
+        <w:ind w:left="3600" w:hanging="360"/>
+      </w:pPr>
+    </w:lvl>
+    <w:lvl w:ilvl="5" w:tentative="1">
+      <w:start w:val="1"/>
+      <w:numFmt w:val="decimal"/>
+      <w:lvlText w:val="%6."/>
+      <w:lvlJc w:val="left"/>
+      <w:pPr>
+        <w:tabs>
+          <w:tab w:val="num" w:pos="4320"/>
+        </w:tabs>
+        <w:ind w:left="4320" w:hanging="360"/>
+      </w:pPr>
+    </w:lvl>
+    <w:lvl w:ilvl="6" w:tentative="1">
+      <w:start w:val="1"/>
+      <w:numFmt w:val="decimal"/>
+      <w:lvlText w:val="%7."/>
+      <w:lvlJc w:val="left"/>
+      <w:pPr>
+        <w:tabs>
+          <w:tab w:val="num" w:pos="5040"/>
+        </w:tabs>
+        <w:ind w:left="5040" w:hanging="360"/>
+      </w:pPr>
+    </w:lvl>
+    <w:lvl w:ilvl="7" w:tentative="1">
+      <w:start w:val="1"/>
+      <w:numFmt w:val="decimal"/>
+      <w:lvlText w:val="%8."/>
+      <w:lvlJc w:val="left"/>
+      <w:pPr>
+        <w:tabs>
+          <w:tab w:val="num" w:pos="5760"/>
+        </w:tabs>
+        <w:ind w:left="5760" w:hanging="360"/>
+      </w:pPr>
+    </w:lvl>
+    <w:lvl w:ilvl="8" w:tentative="1">
+      <w:start w:val="1"/>
+      <w:numFmt w:val="decimal"/>
+      <w:lvlText w:val="%9."/>
+      <w:lvlJc w:val="left"/>
+      <w:pPr>
+        <w:tabs>
+          <w:tab w:val="num" w:pos="6480"/>
+        </w:tabs>
+        <w:ind w:left="6480" w:hanging="360"/>
+      </w:pPr>
+    </w:lvl>
+  </w:abstractNum>
+  <w:abstractNum w:abstractNumId="2" w15:restartNumberingAfterBreak="0">
+    <w:nsid w:val="0D2D3A44"/>
+    <w:multiLevelType w:val="multilevel"/>
+    <w:tmpl w:val="122EB0B2"/>
+    <w:lvl w:ilvl="0">
+      <w:start w:val="1"/>
+      <w:numFmt w:val="decimal"/>
+      <w:lvlText w:val="%1."/>
+      <w:lvlJc w:val="left"/>
+      <w:pPr>
+        <w:tabs>
+          <w:tab w:val="num" w:pos="720"/>
+        </w:tabs>
+        <w:ind w:left="720" w:hanging="360"/>
+      </w:pPr>
+    </w:lvl>
+    <w:lvl w:ilvl="1" w:tentative="1">
+      <w:start w:val="1"/>
+      <w:numFmt w:val="decimal"/>
+      <w:lvlText w:val="%2."/>
+      <w:lvlJc w:val="left"/>
+      <w:pPr>
+        <w:tabs>
+          <w:tab w:val="num" w:pos="1440"/>
+        </w:tabs>
+        <w:ind w:left="1440" w:hanging="360"/>
+      </w:pPr>
+    </w:lvl>
+    <w:lvl w:ilvl="2" w:tentative="1">
+      <w:start w:val="1"/>
+      <w:numFmt w:val="decimal"/>
+      <w:lvlText w:val="%3."/>
+      <w:lvlJc w:val="left"/>
+      <w:pPr>
+        <w:tabs>
+          <w:tab w:val="num" w:pos="2160"/>
+        </w:tabs>
+        <w:ind w:left="2160" w:hanging="360"/>
+      </w:pPr>
+    </w:lvl>
+    <w:lvl w:ilvl="3" w:tentative="1">
+      <w:start w:val="1"/>
+      <w:numFmt w:val="decimal"/>
+      <w:lvlText w:val="%4."/>
+      <w:lvlJc w:val="left"/>
+      <w:pPr>
+        <w:tabs>
+          <w:tab w:val="num" w:pos="2880"/>
+        </w:tabs>
+        <w:ind w:left="2880" w:hanging="360"/>
+      </w:pPr>
+    </w:lvl>
+    <w:lvl w:ilvl="4" w:tentative="1">
+      <w:start w:val="1"/>
+      <w:numFmt w:val="decimal"/>
+      <w:lvlText w:val="%5."/>
+      <w:lvlJc w:val="left"/>
+      <w:pPr>
+        <w:tabs>
+          <w:tab w:val="num" w:pos="3600"/>
+        </w:tabs>
+        <w:ind w:left="3600" w:hanging="360"/>
+      </w:pPr>
+    </w:lvl>
+    <w:lvl w:ilvl="5" w:tentative="1">
+      <w:start w:val="1"/>
+      <w:numFmt w:val="decimal"/>
+      <w:lvlText w:val="%6."/>
+      <w:lvlJc w:val="left"/>
+      <w:pPr>
+        <w:tabs>
+          <w:tab w:val="num" w:pos="4320"/>
+        </w:tabs>
+        <w:ind w:left="4320" w:hanging="360"/>
+      </w:pPr>
+    </w:lvl>
+    <w:lvl w:ilvl="6" w:tentative="1">
+      <w:start w:val="1"/>
+      <w:numFmt w:val="decimal"/>
+      <w:lvlText w:val="%7."/>
+      <w:lvlJc w:val="left"/>
+      <w:pPr>
+        <w:tabs>
+          <w:tab w:val="num" w:pos="5040"/>
+        </w:tabs>
+        <w:ind w:left="5040" w:hanging="360"/>
+      </w:pPr>
+    </w:lvl>
+    <w:lvl w:ilvl="7" w:tentative="1">
+      <w:start w:val="1"/>
+      <w:numFmt w:val="decimal"/>
+      <w:lvlText w:val="%8."/>
+      <w:lvlJc w:val="left"/>
+      <w:pPr>
+        <w:tabs>
+          <w:tab w:val="num" w:pos="5760"/>
+        </w:tabs>
+        <w:ind w:left="5760" w:hanging="360"/>
+      </w:pPr>
+    </w:lvl>
+    <w:lvl w:ilvl="8" w:tentative="1">
+      <w:start w:val="1"/>
+      <w:numFmt w:val="decimal"/>
+      <w:lvlText w:val="%9."/>
+      <w:lvlJc w:val="left"/>
+      <w:pPr>
+        <w:tabs>
+          <w:tab w:val="num" w:pos="6480"/>
+        </w:tabs>
+        <w:ind w:left="6480" w:hanging="360"/>
+      </w:pPr>
+    </w:lvl>
+  </w:abstractNum>
+  <w:abstractNum w:abstractNumId="3" w15:restartNumberingAfterBreak="0">
+    <w:nsid w:val="18024628"/>
+    <w:multiLevelType w:val="hybridMultilevel"/>
+    <w:tmpl w:val="518CD4D8"/>
+    <w:lvl w:ilvl="0" w:tplc="0409000F">
+      <w:start w:val="1"/>
+      <w:numFmt w:val="decimal"/>
+      <w:lvlText w:val="%1."/>
+      <w:lvlJc w:val="left"/>
+      <w:pPr>
+        <w:ind w:left="1146" w:hanging="360"/>
+      </w:pPr>
+    </w:lvl>
+    <w:lvl w:ilvl="1" w:tplc="04090019" w:tentative="1">
+      <w:start w:val="1"/>
+      <w:numFmt w:val="lowerLetter"/>
+      <w:lvlText w:val="%2."/>
+      <w:lvlJc w:val="left"/>
+      <w:pPr>
+        <w:ind w:left="1866" w:hanging="360"/>
+      </w:pPr>
+    </w:lvl>
+    <w:lvl w:ilvl="2" w:tplc="0409001B" w:tentative="1">
+      <w:start w:val="1"/>
+      <w:numFmt w:val="lowerRoman"/>
+      <w:lvlText w:val="%3."/>
+      <w:lvlJc w:val="right"/>
+      <w:pPr>
+        <w:ind w:left="2586" w:hanging="180"/>
+      </w:pPr>
+    </w:lvl>
+    <w:lvl w:ilvl="3" w:tplc="0409000F" w:tentative="1">
+      <w:start w:val="1"/>
+      <w:numFmt w:val="decimal"/>
+      <w:lvlText w:val="%4."/>
+      <w:lvlJc w:val="left"/>
+      <w:pPr>
+        <w:ind w:left="3306" w:hanging="360"/>
+      </w:pPr>
+    </w:lvl>
+    <w:lvl w:ilvl="4" w:tplc="04090019" w:tentative="1">
+      <w:start w:val="1"/>
+      <w:numFmt w:val="lowerLetter"/>
+      <w:lvlText w:val="%5."/>
+      <w:lvlJc w:val="left"/>
+      <w:pPr>
+        <w:ind w:left="4026" w:hanging="360"/>
+      </w:pPr>
+    </w:lvl>
+    <w:lvl w:ilvl="5" w:tplc="0409001B" w:tentative="1">
+      <w:start w:val="1"/>
+      <w:numFmt w:val="lowerRoman"/>
+      <w:lvlText w:val="%6."/>
+      <w:lvlJc w:val="right"/>
+      <w:pPr>
+        <w:ind w:left="4746" w:hanging="180"/>
+      </w:pPr>
+    </w:lvl>
+    <w:lvl w:ilvl="6" w:tplc="0409000F" w:tentative="1">
+      <w:start w:val="1"/>
+      <w:numFmt w:val="decimal"/>
+      <w:lvlText w:val="%7."/>
+      <w:lvlJc w:val="left"/>
+      <w:pPr>
+        <w:ind w:left="5466" w:hanging="360"/>
+      </w:pPr>
+    </w:lvl>
+    <w:lvl w:ilvl="7" w:tplc="04090019" w:tentative="1">
+      <w:start w:val="1"/>
+      <w:numFmt w:val="lowerLetter"/>
+      <w:lvlText w:val="%8."/>
+      <w:lvlJc w:val="left"/>
+      <w:pPr>
+        <w:ind w:left="6186" w:hanging="360"/>
+      </w:pPr>
+    </w:lvl>
+    <w:lvl w:ilvl="8" w:tplc="0409001B" w:tentative="1">
+      <w:start w:val="1"/>
+      <w:numFmt w:val="lowerRoman"/>
+      <w:lvlText w:val="%9."/>
+      <w:lvlJc w:val="right"/>
+      <w:pPr>
+        <w:ind w:left="6906" w:hanging="180"/>
+      </w:pPr>
+    </w:lvl>
+  </w:abstractNum>
+  <w:abstractNum w:abstractNumId="4" w15:restartNumberingAfterBreak="0">
+    <w:nsid w:val="19A5118C"/>
+    <w:multiLevelType w:val="multilevel"/>
+    <w:tmpl w:val="B906BD3E"/>
+    <w:lvl w:ilvl="0">
+      <w:start w:val="3"/>
+      <w:numFmt w:val="decimal"/>
+      <w:lvlText w:val="%1."/>
+      <w:lvlJc w:val="left"/>
+      <w:pPr>
+        <w:tabs>
+          <w:tab w:val="num" w:pos="720"/>
+        </w:tabs>
+        <w:ind w:left="720" w:hanging="360"/>
+      </w:pPr>
+    </w:lvl>
+    <w:lvl w:ilvl="1" w:tentative="1">
+      <w:start w:val="1"/>
+      <w:numFmt w:val="decimal"/>
+      <w:lvlText w:val="%2."/>
+      <w:lvlJc w:val="left"/>
+      <w:pPr>
+        <w:tabs>
+          <w:tab w:val="num" w:pos="1440"/>
+        </w:tabs>
+        <w:ind w:left="1440" w:hanging="360"/>
+      </w:pPr>
+    </w:lvl>
+    <w:lvl w:ilvl="2" w:tentative="1">
+      <w:start w:val="1"/>
+      <w:numFmt w:val="decimal"/>
+      <w:lvlText w:val="%3."/>
+      <w:lvlJc w:val="left"/>
+      <w:pPr>
+        <w:tabs>
+          <w:tab w:val="num" w:pos="2160"/>
+        </w:tabs>
+        <w:ind w:left="2160" w:hanging="360"/>
+      </w:pPr>
+    </w:lvl>
+    <w:lvl w:ilvl="3" w:tentative="1">
+      <w:start w:val="1"/>
+      <w:numFmt w:val="decimal"/>
+      <w:lvlText w:val="%4."/>
+      <w:lvlJc w:val="left"/>
+      <w:pPr>
+        <w:tabs>
+          <w:tab w:val="num" w:pos="2880"/>
+        </w:tabs>
+        <w:ind w:left="2880" w:hanging="360"/>
+      </w:pPr>
+    </w:lvl>
+    <w:lvl w:ilvl="4" w:tentative="1">
+      <w:start w:val="1"/>
+      <w:numFmt w:val="decimal"/>
+      <w:lvlText w:val="%5."/>
+      <w:lvlJc w:val="left"/>
+      <w:pPr>
+        <w:tabs>
+          <w:tab w:val="num" w:pos="3600"/>
+        </w:tabs>
+        <w:ind w:left="3600" w:hanging="360"/>
+      </w:pPr>
+    </w:lvl>
+    <w:lvl w:ilvl="5" w:tentative="1">
+      <w:start w:val="1"/>
+      <w:numFmt w:val="decimal"/>
+      <w:lvlText w:val="%6."/>
+      <w:lvlJc w:val="left"/>
+      <w:pPr>
+        <w:tabs>
+          <w:tab w:val="num" w:pos="4320"/>
+        </w:tabs>
+        <w:ind w:left="4320" w:hanging="360"/>
+      </w:pPr>
+    </w:lvl>
+    <w:lvl w:ilvl="6" w:tentative="1">
+      <w:start w:val="1"/>
+      <w:numFmt w:val="decimal"/>
+      <w:lvlText w:val="%7."/>
+      <w:lvlJc w:val="left"/>
+      <w:pPr>
+        <w:tabs>
+          <w:tab w:val="num" w:pos="5040"/>
+        </w:tabs>
+        <w:ind w:left="5040" w:hanging="360"/>
+      </w:pPr>
+    </w:lvl>
+    <w:lvl w:ilvl="7" w:tentative="1">
+      <w:start w:val="1"/>
+      <w:numFmt w:val="decimal"/>
+      <w:lvlText w:val="%8."/>
+      <w:lvlJc w:val="left"/>
+      <w:pPr>
+        <w:tabs>
+          <w:tab w:val="num" w:pos="5760"/>
+        </w:tabs>
+        <w:ind w:left="5760" w:hanging="360"/>
+      </w:pPr>
+    </w:lvl>
+    <w:lvl w:ilvl="8" w:tentative="1">
+      <w:start w:val="1"/>
+      <w:numFmt w:val="decimal"/>
+      <w:lvlText w:val="%9."/>
+      <w:lvlJc w:val="left"/>
+      <w:pPr>
+        <w:tabs>
+          <w:tab w:val="num" w:pos="6480"/>
+        </w:tabs>
+        <w:ind w:left="6480" w:hanging="360"/>
+      </w:pPr>
+    </w:lvl>
+  </w:abstractNum>
+  <w:abstractNum w:abstractNumId="5" w15:restartNumberingAfterBreak="0">
     <w:nsid w:val="1C871422"/>
     <w:multiLevelType w:val="multilevel"/>
     <w:tmpl w:val="D4D69738"/>
@@ -157,7 +4058,345 @@
       </w:rPr>
     </w:lvl>
   </w:abstractNum>
-  <w:abstractNum w:abstractNumId="1" w15:restartNumberingAfterBreak="0">
+  <w:abstractNum w:abstractNumId="6" w15:restartNumberingAfterBreak="0">
+    <w:nsid w:val="25933A8D"/>
+    <w:multiLevelType w:val="multilevel"/>
+    <w:tmpl w:val="C27CA6BE"/>
+    <w:lvl w:ilvl="0">
+      <w:start w:val="1"/>
+      <w:numFmt w:val="decimal"/>
+      <w:lvlText w:val="%1."/>
+      <w:lvlJc w:val="left"/>
+      <w:pPr>
+        <w:tabs>
+          <w:tab w:val="num" w:pos="720"/>
+        </w:tabs>
+        <w:ind w:left="720" w:hanging="360"/>
+      </w:pPr>
+    </w:lvl>
+    <w:lvl w:ilvl="1" w:tentative="1">
+      <w:start w:val="1"/>
+      <w:numFmt w:val="decimal"/>
+      <w:lvlText w:val="%2."/>
+      <w:lvlJc w:val="left"/>
+      <w:pPr>
+        <w:tabs>
+          <w:tab w:val="num" w:pos="1440"/>
+        </w:tabs>
+        <w:ind w:left="1440" w:hanging="360"/>
+      </w:pPr>
+    </w:lvl>
+    <w:lvl w:ilvl="2" w:tentative="1">
+      <w:start w:val="1"/>
+      <w:numFmt w:val="decimal"/>
+      <w:lvlText w:val="%3."/>
+      <w:lvlJc w:val="left"/>
+      <w:pPr>
+        <w:tabs>
+          <w:tab w:val="num" w:pos="2160"/>
+        </w:tabs>
+        <w:ind w:left="2160" w:hanging="360"/>
+      </w:pPr>
+    </w:lvl>
+    <w:lvl w:ilvl="3" w:tentative="1">
+      <w:start w:val="1"/>
+      <w:numFmt w:val="decimal"/>
+      <w:lvlText w:val="%4."/>
+      <w:lvlJc w:val="left"/>
+      <w:pPr>
+        <w:tabs>
+          <w:tab w:val="num" w:pos="2880"/>
+        </w:tabs>
+        <w:ind w:left="2880" w:hanging="360"/>
+      </w:pPr>
+    </w:lvl>
+    <w:lvl w:ilvl="4" w:tentative="1">
+      <w:start w:val="1"/>
+      <w:numFmt w:val="decimal"/>
+      <w:lvlText w:val="%5."/>
+      <w:lvlJc w:val="left"/>
+      <w:pPr>
+        <w:tabs>
+          <w:tab w:val="num" w:pos="3600"/>
+        </w:tabs>
+        <w:ind w:left="3600" w:hanging="360"/>
+      </w:pPr>
+    </w:lvl>
+    <w:lvl w:ilvl="5" w:tentative="1">
+      <w:start w:val="1"/>
+      <w:numFmt w:val="decimal"/>
+      <w:lvlText w:val="%6."/>
+      <w:lvlJc w:val="left"/>
+      <w:pPr>
+        <w:tabs>
+          <w:tab w:val="num" w:pos="4320"/>
+        </w:tabs>
+        <w:ind w:left="4320" w:hanging="360"/>
+      </w:pPr>
+    </w:lvl>
+    <w:lvl w:ilvl="6" w:tentative="1">
+      <w:start w:val="1"/>
+      <w:numFmt w:val="decimal"/>
+      <w:lvlText w:val="%7."/>
+      <w:lvlJc w:val="left"/>
+      <w:pPr>
+        <w:tabs>
+          <w:tab w:val="num" w:pos="5040"/>
+        </w:tabs>
+        <w:ind w:left="5040" w:hanging="360"/>
+      </w:pPr>
+    </w:lvl>
+    <w:lvl w:ilvl="7" w:tentative="1">
+      <w:start w:val="1"/>
+      <w:numFmt w:val="decimal"/>
+      <w:lvlText w:val="%8."/>
+      <w:lvlJc w:val="left"/>
+      <w:pPr>
+        <w:tabs>
+          <w:tab w:val="num" w:pos="5760"/>
+        </w:tabs>
+        <w:ind w:left="5760" w:hanging="360"/>
+      </w:pPr>
+    </w:lvl>
+    <w:lvl w:ilvl="8" w:tentative="1">
+      <w:start w:val="1"/>
+      <w:numFmt w:val="decimal"/>
+      <w:lvlText w:val="%9."/>
+      <w:lvlJc w:val="left"/>
+      <w:pPr>
+        <w:tabs>
+          <w:tab w:val="num" w:pos="6480"/>
+        </w:tabs>
+        <w:ind w:left="6480" w:hanging="360"/>
+      </w:pPr>
+    </w:lvl>
+  </w:abstractNum>
+  <w:abstractNum w:abstractNumId="7" w15:restartNumberingAfterBreak="0">
+    <w:nsid w:val="3C4868EB"/>
+    <w:multiLevelType w:val="multilevel"/>
+    <w:tmpl w:val="BB809B98"/>
+    <w:lvl w:ilvl="0">
+      <w:start w:val="2"/>
+      <w:numFmt w:val="decimal"/>
+      <w:lvlText w:val="%1."/>
+      <w:lvlJc w:val="left"/>
+      <w:pPr>
+        <w:tabs>
+          <w:tab w:val="num" w:pos="720"/>
+        </w:tabs>
+        <w:ind w:left="720" w:hanging="360"/>
+      </w:pPr>
+    </w:lvl>
+    <w:lvl w:ilvl="1" w:tentative="1">
+      <w:start w:val="1"/>
+      <w:numFmt w:val="decimal"/>
+      <w:lvlText w:val="%2."/>
+      <w:lvlJc w:val="left"/>
+      <w:pPr>
+        <w:tabs>
+          <w:tab w:val="num" w:pos="1440"/>
+        </w:tabs>
+        <w:ind w:left="1440" w:hanging="360"/>
+      </w:pPr>
+    </w:lvl>
+    <w:lvl w:ilvl="2" w:tentative="1">
+      <w:start w:val="1"/>
+      <w:numFmt w:val="decimal"/>
+      <w:lvlText w:val="%3."/>
+      <w:lvlJc w:val="left"/>
+      <w:pPr>
+        <w:tabs>
+          <w:tab w:val="num" w:pos="2160"/>
+        </w:tabs>
+        <w:ind w:left="2160" w:hanging="360"/>
+      </w:pPr>
+    </w:lvl>
+    <w:lvl w:ilvl="3" w:tentative="1">
+      <w:start w:val="1"/>
+      <w:numFmt w:val="decimal"/>
+      <w:lvlText w:val="%4."/>
+      <w:lvlJc w:val="left"/>
+      <w:pPr>
+        <w:tabs>
+          <w:tab w:val="num" w:pos="2880"/>
+        </w:tabs>
+        <w:ind w:left="2880" w:hanging="360"/>
+      </w:pPr>
+    </w:lvl>
+    <w:lvl w:ilvl="4" w:tentative="1">
+      <w:start w:val="1"/>
+      <w:numFmt w:val="decimal"/>
+      <w:lvlText w:val="%5."/>
+      <w:lvlJc w:val="left"/>
+      <w:pPr>
+        <w:tabs>
+          <w:tab w:val="num" w:pos="3600"/>
+        </w:tabs>
+        <w:ind w:left="3600" w:hanging="360"/>
+      </w:pPr>
+    </w:lvl>
+    <w:lvl w:ilvl="5" w:tentative="1">
+      <w:start w:val="1"/>
+      <w:numFmt w:val="decimal"/>
+      <w:lvlText w:val="%6."/>
+      <w:lvlJc w:val="left"/>
+      <w:pPr>
+        <w:tabs>
+          <w:tab w:val="num" w:pos="4320"/>
+        </w:tabs>
+        <w:ind w:left="4320" w:hanging="360"/>
+      </w:pPr>
+    </w:lvl>
+    <w:lvl w:ilvl="6" w:tentative="1">
+      <w:start w:val="1"/>
+      <w:numFmt w:val="decimal"/>
+      <w:lvlText w:val="%7."/>
+      <w:lvlJc w:val="left"/>
+      <w:pPr>
+        <w:tabs>
+          <w:tab w:val="num" w:pos="5040"/>
+        </w:tabs>
+        <w:ind w:left="5040" w:hanging="360"/>
+      </w:pPr>
+    </w:lvl>
+    <w:lvl w:ilvl="7" w:tentative="1">
+      <w:start w:val="1"/>
+      <w:numFmt w:val="decimal"/>
+      <w:lvlText w:val="%8."/>
+      <w:lvlJc w:val="left"/>
+      <w:pPr>
+        <w:tabs>
+          <w:tab w:val="num" w:pos="5760"/>
+        </w:tabs>
+        <w:ind w:left="5760" w:hanging="360"/>
+      </w:pPr>
+    </w:lvl>
+    <w:lvl w:ilvl="8" w:tentative="1">
+      <w:start w:val="1"/>
+      <w:numFmt w:val="decimal"/>
+      <w:lvlText w:val="%9."/>
+      <w:lvlJc w:val="left"/>
+      <w:pPr>
+        <w:tabs>
+          <w:tab w:val="num" w:pos="6480"/>
+        </w:tabs>
+        <w:ind w:left="6480" w:hanging="360"/>
+      </w:pPr>
+    </w:lvl>
+  </w:abstractNum>
+  <w:abstractNum w:abstractNumId="8" w15:restartNumberingAfterBreak="0">
+    <w:nsid w:val="3EF02CC7"/>
+    <w:multiLevelType w:val="hybridMultilevel"/>
+    <w:tmpl w:val="DDBE41AE"/>
+    <w:lvl w:ilvl="0" w:tplc="E8B64426">
+      <w:numFmt w:val="bullet"/>
+      <w:lvlText w:val="•"/>
+      <w:lvlJc w:val="left"/>
+      <w:pPr>
+        <w:ind w:left="786" w:hanging="360"/>
+      </w:pPr>
+      <w:rPr>
+        <w:rFonts w:ascii="Times New Roman" w:eastAsiaTheme="minorHAnsi" w:hAnsi="Times New Roman" w:cs="Times New Roman" w:hint="default"/>
+      </w:rPr>
+    </w:lvl>
+    <w:lvl w:ilvl="1" w:tplc="04090003" w:tentative="1">
+      <w:start w:val="1"/>
+      <w:numFmt w:val="bullet"/>
+      <w:lvlText w:val="o"/>
+      <w:lvlJc w:val="left"/>
+      <w:pPr>
+        <w:ind w:left="1506" w:hanging="360"/>
+      </w:pPr>
+      <w:rPr>
+        <w:rFonts w:ascii="Courier New" w:hAnsi="Courier New" w:cs="Courier New" w:hint="default"/>
+      </w:rPr>
+    </w:lvl>
+    <w:lvl w:ilvl="2" w:tplc="04090005" w:tentative="1">
+      <w:start w:val="1"/>
+      <w:numFmt w:val="bullet"/>
+      <w:lvlText w:val=""/>
+      <w:lvlJc w:val="left"/>
+      <w:pPr>
+        <w:ind w:left="2226" w:hanging="360"/>
+      </w:pPr>
+      <w:rPr>
+        <w:rFonts w:ascii="Wingdings" w:hAnsi="Wingdings" w:hint="default"/>
+      </w:rPr>
+    </w:lvl>
+    <w:lvl w:ilvl="3" w:tplc="04090001" w:tentative="1">
+      <w:start w:val="1"/>
+      <w:numFmt w:val="bullet"/>
+      <w:lvlText w:val=""/>
+      <w:lvlJc w:val="left"/>
+      <w:pPr>
+        <w:ind w:left="2946" w:hanging="360"/>
+      </w:pPr>
+      <w:rPr>
+        <w:rFonts w:ascii="Symbol" w:hAnsi="Symbol" w:hint="default"/>
+      </w:rPr>
+    </w:lvl>
+    <w:lvl w:ilvl="4" w:tplc="04090003" w:tentative="1">
+      <w:start w:val="1"/>
+      <w:numFmt w:val="bullet"/>
+      <w:lvlText w:val="o"/>
+      <w:lvlJc w:val="left"/>
+      <w:pPr>
+        <w:ind w:left="3666" w:hanging="360"/>
+      </w:pPr>
+      <w:rPr>
+        <w:rFonts w:ascii="Courier New" w:hAnsi="Courier New" w:cs="Courier New" w:hint="default"/>
+      </w:rPr>
+    </w:lvl>
+    <w:lvl w:ilvl="5" w:tplc="04090005" w:tentative="1">
+      <w:start w:val="1"/>
+      <w:numFmt w:val="bullet"/>
+      <w:lvlText w:val=""/>
+      <w:lvlJc w:val="left"/>
+      <w:pPr>
+        <w:ind w:left="4386" w:hanging="360"/>
+      </w:pPr>
+      <w:rPr>
+        <w:rFonts w:ascii="Wingdings" w:hAnsi="Wingdings" w:hint="default"/>
+      </w:rPr>
+    </w:lvl>
+    <w:lvl w:ilvl="6" w:tplc="04090001" w:tentative="1">
+      <w:start w:val="1"/>
+      <w:numFmt w:val="bullet"/>
+      <w:lvlText w:val=""/>
+      <w:lvlJc w:val="left"/>
+      <w:pPr>
+        <w:ind w:left="5106" w:hanging="360"/>
+      </w:pPr>
+      <w:rPr>
+        <w:rFonts w:ascii="Symbol" w:hAnsi="Symbol" w:hint="default"/>
+      </w:rPr>
+    </w:lvl>
+    <w:lvl w:ilvl="7" w:tplc="04090003" w:tentative="1">
+      <w:start w:val="1"/>
+      <w:numFmt w:val="bullet"/>
+      <w:lvlText w:val="o"/>
+      <w:lvlJc w:val="left"/>
+      <w:pPr>
+        <w:ind w:left="5826" w:hanging="360"/>
+      </w:pPr>
+      <w:rPr>
+        <w:rFonts w:ascii="Courier New" w:hAnsi="Courier New" w:cs="Courier New" w:hint="default"/>
+      </w:rPr>
+    </w:lvl>
+    <w:lvl w:ilvl="8" w:tplc="04090005" w:tentative="1">
+      <w:start w:val="1"/>
+      <w:numFmt w:val="bullet"/>
+      <w:lvlText w:val=""/>
+      <w:lvlJc w:val="left"/>
+      <w:pPr>
+        <w:ind w:left="6546" w:hanging="360"/>
+      </w:pPr>
+      <w:rPr>
+        <w:rFonts w:ascii="Wingdings" w:hAnsi="Wingdings" w:hint="default"/>
+      </w:rPr>
+    </w:lvl>
+  </w:abstractNum>
+  <w:abstractNum w:abstractNumId="9" w15:restartNumberingAfterBreak="0">
     <w:nsid w:val="3FB959D0"/>
     <w:multiLevelType w:val="multilevel"/>
     <w:tmpl w:val="9CDC20C0"/>
@@ -306,7 +4545,120 @@
       </w:rPr>
     </w:lvl>
   </w:abstractNum>
-  <w:abstractNum w:abstractNumId="2" w15:restartNumberingAfterBreak="0">
+  <w:abstractNum w:abstractNumId="10" w15:restartNumberingAfterBreak="0">
+    <w:nsid w:val="440E0C2A"/>
+    <w:multiLevelType w:val="hybridMultilevel"/>
+    <w:tmpl w:val="A8B0036C"/>
+    <w:lvl w:ilvl="0" w:tplc="5D781C4E">
+      <w:start w:val="1"/>
+      <w:numFmt w:val="bullet"/>
+      <w:lvlText w:val=""/>
+      <w:lvlJc w:val="left"/>
+      <w:pPr>
+        <w:ind w:left="1146" w:hanging="360"/>
+      </w:pPr>
+      <w:rPr>
+        <w:rFonts w:ascii="Symbol" w:hAnsi="Symbol" w:hint="default"/>
+      </w:rPr>
+    </w:lvl>
+    <w:lvl w:ilvl="1" w:tplc="04090003" w:tentative="1">
+      <w:start w:val="1"/>
+      <w:numFmt w:val="bullet"/>
+      <w:lvlText w:val="o"/>
+      <w:lvlJc w:val="left"/>
+      <w:pPr>
+        <w:ind w:left="1866" w:hanging="360"/>
+      </w:pPr>
+      <w:rPr>
+        <w:rFonts w:ascii="Courier New" w:hAnsi="Courier New" w:cs="Courier New" w:hint="default"/>
+      </w:rPr>
+    </w:lvl>
+    <w:lvl w:ilvl="2" w:tplc="04090005" w:tentative="1">
+      <w:start w:val="1"/>
+      <w:numFmt w:val="bullet"/>
+      <w:lvlText w:val=""/>
+      <w:lvlJc w:val="left"/>
+      <w:pPr>
+        <w:ind w:left="2586" w:hanging="360"/>
+      </w:pPr>
+      <w:rPr>
+        <w:rFonts w:ascii="Wingdings" w:hAnsi="Wingdings" w:hint="default"/>
+      </w:rPr>
+    </w:lvl>
+    <w:lvl w:ilvl="3" w:tplc="04090001" w:tentative="1">
+      <w:start w:val="1"/>
+      <w:numFmt w:val="bullet"/>
+      <w:lvlText w:val=""/>
+      <w:lvlJc w:val="left"/>
+      <w:pPr>
+        <w:ind w:left="3306" w:hanging="360"/>
+      </w:pPr>
+      <w:rPr>
+        <w:rFonts w:ascii="Symbol" w:hAnsi="Symbol" w:hint="default"/>
+      </w:rPr>
+    </w:lvl>
+    <w:lvl w:ilvl="4" w:tplc="04090003" w:tentative="1">
+      <w:start w:val="1"/>
+      <w:numFmt w:val="bullet"/>
+      <w:lvlText w:val="o"/>
+      <w:lvlJc w:val="left"/>
+      <w:pPr>
+        <w:ind w:left="4026" w:hanging="360"/>
+      </w:pPr>
+      <w:rPr>
+        <w:rFonts w:ascii="Courier New" w:hAnsi="Courier New" w:cs="Courier New" w:hint="default"/>
+      </w:rPr>
+    </w:lvl>
+    <w:lvl w:ilvl="5" w:tplc="04090005" w:tentative="1">
+      <w:start w:val="1"/>
+      <w:numFmt w:val="bullet"/>
+      <w:lvlText w:val=""/>
+      <w:lvlJc w:val="left"/>
+      <w:pPr>
+        <w:ind w:left="4746" w:hanging="360"/>
+      </w:pPr>
+      <w:rPr>
+        <w:rFonts w:ascii="Wingdings" w:hAnsi="Wingdings" w:hint="default"/>
+      </w:rPr>
+    </w:lvl>
+    <w:lvl w:ilvl="6" w:tplc="04090001" w:tentative="1">
+      <w:start w:val="1"/>
+      <w:numFmt w:val="bullet"/>
+      <w:lvlText w:val=""/>
+      <w:lvlJc w:val="left"/>
+      <w:pPr>
+        <w:ind w:left="5466" w:hanging="360"/>
+      </w:pPr>
+      <w:rPr>
+        <w:rFonts w:ascii="Symbol" w:hAnsi="Symbol" w:hint="default"/>
+      </w:rPr>
+    </w:lvl>
+    <w:lvl w:ilvl="7" w:tplc="04090003" w:tentative="1">
+      <w:start w:val="1"/>
+      <w:numFmt w:val="bullet"/>
+      <w:lvlText w:val="o"/>
+      <w:lvlJc w:val="left"/>
+      <w:pPr>
+        <w:ind w:left="6186" w:hanging="360"/>
+      </w:pPr>
+      <w:rPr>
+        <w:rFonts w:ascii="Courier New" w:hAnsi="Courier New" w:cs="Courier New" w:hint="default"/>
+      </w:rPr>
+    </w:lvl>
+    <w:lvl w:ilvl="8" w:tplc="04090005" w:tentative="1">
+      <w:start w:val="1"/>
+      <w:numFmt w:val="bullet"/>
+      <w:lvlText w:val=""/>
+      <w:lvlJc w:val="left"/>
+      <w:pPr>
+        <w:ind w:left="6906" w:hanging="360"/>
+      </w:pPr>
+      <w:rPr>
+        <w:rFonts w:ascii="Wingdings" w:hAnsi="Wingdings" w:hint="default"/>
+      </w:rPr>
+    </w:lvl>
+  </w:abstractNum>
+  <w:abstractNum w:abstractNumId="11" w15:restartNumberingAfterBreak="0">
     <w:nsid w:val="59C361CD"/>
     <w:multiLevelType w:val="multilevel"/>
     <w:tmpl w:val="81D65774"/>
@@ -455,7 +4807,7 @@
       </w:rPr>
     </w:lvl>
   </w:abstractNum>
-  <w:abstractNum w:abstractNumId="3" w15:restartNumberingAfterBreak="0">
+  <w:abstractNum w:abstractNumId="12" w15:restartNumberingAfterBreak="0">
     <w:nsid w:val="59F31B8F"/>
     <w:multiLevelType w:val="multilevel"/>
     <w:tmpl w:val="D1204C76"/>
@@ -568,7 +4920,7 @@
       </w:pPr>
     </w:lvl>
   </w:abstractNum>
-  <w:abstractNum w:abstractNumId="4" w15:restartNumberingAfterBreak="0">
+  <w:abstractNum w:abstractNumId="13" w15:restartNumberingAfterBreak="0">
     <w:nsid w:val="715B74A8"/>
     <w:multiLevelType w:val="multilevel"/>
     <w:tmpl w:val="2BDE304E"/>
@@ -718,19 +5070,46 @@
     </w:lvl>
   </w:abstractNum>
   <w:num w:numId="1">
+    <w:abstractNumId w:val="12"/>
+  </w:num>
+  <w:num w:numId="2">
+    <w:abstractNumId w:val="11"/>
+  </w:num>
+  <w:num w:numId="3">
+    <w:abstractNumId w:val="9"/>
+  </w:num>
+  <w:num w:numId="4">
+    <w:abstractNumId w:val="13"/>
+  </w:num>
+  <w:num w:numId="5">
+    <w:abstractNumId w:val="5"/>
+  </w:num>
+  <w:num w:numId="6">
+    <w:abstractNumId w:val="2"/>
+  </w:num>
+  <w:num w:numId="7">
+    <w:abstractNumId w:val="1"/>
+  </w:num>
+  <w:num w:numId="8">
+    <w:abstractNumId w:val="4"/>
+  </w:num>
+  <w:num w:numId="9">
+    <w:abstractNumId w:val="6"/>
+  </w:num>
+  <w:num w:numId="10">
+    <w:abstractNumId w:val="7"/>
+  </w:num>
+  <w:num w:numId="11">
     <w:abstractNumId w:val="3"/>
   </w:num>
-  <w:num w:numId="2">
-    <w:abstractNumId w:val="2"/>
+  <w:num w:numId="12">
+    <w:abstractNumId w:val="0"/>
   </w:num>
-  <w:num w:numId="3">
-    <w:abstractNumId w:val="1"/>
+  <w:num w:numId="13">
+    <w:abstractNumId w:val="8"/>
   </w:num>
-  <w:num w:numId="4">
-    <w:abstractNumId w:val="4"/>
-  </w:num>
-  <w:num w:numId="5">
-    <w:abstractNumId w:val="0"/>
+  <w:num w:numId="14">
+    <w:abstractNumId w:val="10"/>
   </w:num>
 </w:numbering>
 </file>
@@ -1284,6 +5663,19 @@
       </w:tblBorders>
     </w:tblPr>
   </w:style>
+  <w:style w:type="character" w:styleId="HTML">
+    <w:name w:val="HTML Code"/>
+    <w:basedOn w:val="a0"/>
+    <w:uiPriority w:val="99"/>
+    <w:semiHidden/>
+    <w:unhideWhenUsed/>
+    <w:rsid w:val="00162448"/>
+    <w:rPr>
+      <w:rFonts w:ascii="Courier New" w:eastAsia="Times New Roman" w:hAnsi="Courier New" w:cs="Courier New"/>
+      <w:sz w:val="20"/>
+      <w:szCs w:val="20"/>
+    </w:rPr>
+  </w:style>
 </w:styles>
 </file>
 
